--- a/lessons/7-7/downloads/reveal/teacher/7.7-session-2-prerequisite-practice-a.docx
+++ b/lessons/7-7/downloads/reveal/teacher/7.7-session-2-prerequisite-practice-a.docx
@@ -15,10 +15,28 @@
         <w:rPr>
           <w:rFonts w:ascii="Avenir Next" w:hAnsi="Avenir Next" w:cs="Avenir Next" w:eastAsia="Avenir Next"/>
           <w:color w:val="1A1A1A"/>
+          <w:sz w:val="22"/>
+          <w:szCs w:val="20"/>
+        </w:rPr>
+        <w:t xml:space="preserve">Name</w:t>
+      </w:r>
+      <w:r>
+        <w:rPr>
+          <w:rFonts w:ascii="Avenir Next" w:hAnsi="Avenir Next" w:cs="Avenir Next" w:eastAsia="Avenir Next"/>
+          <w:color w:val="1A1A1A"/>
           <w:sz w:val="20"/>
           <w:szCs w:val="20"/>
         </w:rPr>
-        <w:t xml:space="preserve">Name</w:t>
+        <w:tab/>
+      </w:r>
+      <w:r>
+        <w:rPr>
+          <w:rFonts w:ascii="Avenir Next" w:hAnsi="Avenir Next" w:cs="Avenir Next" w:eastAsia="Avenir Next"/>
+          <w:color w:val="1A1A1A"/>
+          <w:sz w:val="22"/>
+          <w:szCs w:val="20"/>
+        </w:rPr>
+        <w:t xml:space="preserve">   Date</w:t>
       </w:r>
       <w:r>
         <w:rPr>
@@ -33,25 +51,7 @@
         <w:rPr>
           <w:rFonts w:ascii="Avenir Next" w:hAnsi="Avenir Next" w:cs="Avenir Next" w:eastAsia="Avenir Next"/>
           <w:color w:val="1A1A1A"/>
-          <w:sz w:val="20"/>
-          <w:szCs w:val="20"/>
-        </w:rPr>
-        <w:t xml:space="preserve">   Date</w:t>
-      </w:r>
-      <w:r>
-        <w:rPr>
-          <w:rFonts w:ascii="Avenir Next" w:hAnsi="Avenir Next" w:cs="Avenir Next" w:eastAsia="Avenir Next"/>
-          <w:color w:val="1A1A1A"/>
-          <w:sz w:val="20"/>
-          <w:szCs w:val="20"/>
-        </w:rPr>
-        <w:tab/>
-      </w:r>
-      <w:r>
-        <w:rPr>
-          <w:rFonts w:ascii="Avenir Next" w:hAnsi="Avenir Next" w:cs="Avenir Next" w:eastAsia="Avenir Next"/>
-          <w:color w:val="1A1A1A"/>
-          <w:sz w:val="20"/>
+          <w:sz w:val="22"/>
           <w:szCs w:val="20"/>
         </w:rPr>
         <w:t xml:space="preserve">   Period</w:t>
@@ -78,7 +78,7 @@
           <w:caps/>
           <w:color w:val="003A70"/>
           <w:spacing w:val="12"/>
-          <w:sz w:val="19"/>
+          <w:sz w:val="22"/>
           <w:szCs w:val="19"/>
         </w:rPr>
         <w:t xml:space="preserve">Lesson 7-7  ·  Session 2  ·  Prerequisite Practice A  ·  Skill 1 of 2</w:t>
@@ -86,6 +86,7 @@
     </w:p>
     <w:p>
       <w:pPr>
+        <w:pStyle w:val="Heading1"/>
         <w:keepNext/>
         <w:spacing w:before="0" w:after="10" w:line="240" w:lineRule="auto"/>
       </w:pPr>
@@ -111,7 +112,7 @@
         <w:rPr>
           <w:rFonts w:ascii="Avenir Next" w:hAnsi="Avenir Next" w:cs="Avenir Next" w:eastAsia="Avenir Next"/>
           <w:color w:val="5A5F66"/>
-          <w:sz w:val="17"/>
+          <w:sz w:val="22"/>
           <w:szCs w:val="17"/>
         </w:rPr>
         <w:t xml:space="preserve">Builds on Grade 5 · 5.NBT.B.5</w:t>
@@ -154,6 +155,7 @@
           </w:tcPr>
           <w:p>
             <w:pPr>
+              <w:pStyle w:val="Heading2"/>
               <w:spacing w:before="0" w:after="0" w:line="252" w:lineRule="auto"/>
             </w:pPr>
             <w:r>
@@ -183,7 +185,7 @@
               <w:rPr>
                 <w:rFonts w:ascii="Avenir Next" w:hAnsi="Avenir Next" w:cs="Avenir Next" w:eastAsia="Avenir Next"/>
                 <w:color w:val="1A1A1A"/>
-                <w:sz w:val="20"/>
+                <w:sz w:val="22"/>
                 <w:szCs w:val="20"/>
               </w:rPr>
               <w:t xml:space="preserve">A parking pad is 36 ft by 27 ft, so its area is 36 × 27.</w:t>
@@ -203,6 +205,7 @@
           </w:tcPr>
           <w:p>
             <w:pPr>
+              <w:pStyle w:val="Heading2"/>
               <w:spacing w:before="0" w:after="0" w:line="252" w:lineRule="auto"/>
             </w:pPr>
             <w:r>
@@ -232,7 +235,7 @@
               <w:rPr>
                 <w:rFonts w:ascii="Avenir Next" w:hAnsi="Avenir Next" w:cs="Avenir Next" w:eastAsia="Avenir Next"/>
                 <w:color w:val="1A1A1A"/>
-                <w:sz w:val="20"/>
+                <w:sz w:val="22"/>
                 <w:szCs w:val="20"/>
               </w:rPr>
               <w:t xml:space="preserve">Multiply two two-digit numbers, like 24 × 18.  </w:t>
@@ -242,7 +245,7 @@
                 <w:rFonts w:ascii="Avenir Next" w:hAnsi="Avenir Next" w:cs="Avenir Next" w:eastAsia="Avenir Next"/>
                 <w:b/>
                 <w:color w:val="1A1A1A"/>
-                <w:sz w:val="20"/>
+                <w:sz w:val="22"/>
                 <w:szCs w:val="20"/>
               </w:rPr>
               <w:t xml:space="preserve">You will use it in Practice Form A, problem 3.</w:t>
@@ -253,6 +256,7 @@
     </w:tbl>
     <w:p>
       <w:pPr>
+        <w:pStyle w:val="Heading2"/>
         <w:keepNext/>
         <w:pBdr>
           <w:bottom w:val="single" w:sz="8" w:space="3" w:color="003A70"/>
@@ -268,7 +272,7 @@
           <w:b/>
           <w:color w:val="003A70"/>
           <w:spacing w:val="14"/>
-          <w:sz w:val="19"/>
+          <w:sz w:val="22"/>
           <w:szCs w:val="19"/>
         </w:rPr>
         <w:t xml:space="preserve">STEPS TO FOLLOW</w:t>
@@ -287,7 +291,7 @@
           <w:rFonts w:ascii="Avenir Next" w:hAnsi="Avenir Next" w:cs="Avenir Next" w:eastAsia="Avenir Next"/>
           <w:i/>
           <w:color w:val="5A5F66"/>
-          <w:sz w:val="17"/>
+          <w:sz w:val="22"/>
           <w:szCs w:val="17"/>
         </w:rPr>
         <w:t xml:space="preserve">use these same steps on every problem</w:t>
@@ -329,6 +333,7 @@
           </w:tcPr>
           <w:p>
             <w:pPr>
+              <w:pStyle w:val="Heading1"/>
               <w:spacing w:before="0" w:after="0" w:line="240" w:lineRule="auto"/>
               <w:jc w:val="center"/>
             </w:pPr>
@@ -358,7 +363,7 @@
                 <w:rFonts w:ascii="Avenir Next" w:hAnsi="Avenir Next" w:cs="Avenir Next" w:eastAsia="Avenir Next"/>
                 <w:b/>
                 <w:color w:val="1A1A1A"/>
-                <w:sz w:val="21"/>
+                <w:sz w:val="22"/>
                 <w:szCs w:val="21"/>
               </w:rPr>
               <w:t xml:space="preserve">Split</w:t>
@@ -367,7 +372,7 @@
               <w:rPr>
                 <w:rFonts w:ascii="Avenir Next" w:hAnsi="Avenir Next" w:cs="Avenir Next" w:eastAsia="Avenir Next"/>
                 <w:color w:val="1A1A1A"/>
-                <w:sz w:val="21"/>
+                <w:sz w:val="22"/>
                 <w:szCs w:val="21"/>
               </w:rPr>
               <w:t xml:space="preserve"> the second number into tens and ones.</w:t>
@@ -386,6 +391,7 @@
           </w:tcPr>
           <w:p>
             <w:pPr>
+              <w:pStyle w:val="Heading1"/>
               <w:spacing w:before="0" w:after="0" w:line="240" w:lineRule="auto"/>
               <w:jc w:val="center"/>
             </w:pPr>
@@ -415,7 +421,7 @@
                 <w:rFonts w:ascii="Avenir Next" w:hAnsi="Avenir Next" w:cs="Avenir Next" w:eastAsia="Avenir Next"/>
                 <w:b/>
                 <w:color w:val="1A1A1A"/>
-                <w:sz w:val="21"/>
+                <w:sz w:val="22"/>
                 <w:szCs w:val="21"/>
               </w:rPr>
               <w:t xml:space="preserve">Multiply</w:t>
@@ -424,7 +430,7 @@
               <w:rPr>
                 <w:rFonts w:ascii="Avenir Next" w:hAnsi="Avenir Next" w:cs="Avenir Next" w:eastAsia="Avenir Next"/>
                 <w:color w:val="1A1A1A"/>
-                <w:sz w:val="21"/>
+                <w:sz w:val="22"/>
                 <w:szCs w:val="21"/>
               </w:rPr>
               <w:t xml:space="preserve"> the first number by each part.</w:t>
@@ -443,6 +449,7 @@
           </w:tcPr>
           <w:p>
             <w:pPr>
+              <w:pStyle w:val="Heading1"/>
               <w:spacing w:before="0" w:after="0" w:line="240" w:lineRule="auto"/>
               <w:jc w:val="center"/>
             </w:pPr>
@@ -472,7 +479,7 @@
                 <w:rFonts w:ascii="Avenir Next" w:hAnsi="Avenir Next" w:cs="Avenir Next" w:eastAsia="Avenir Next"/>
                 <w:b/>
                 <w:color w:val="1A1A1A"/>
-                <w:sz w:val="21"/>
+                <w:sz w:val="22"/>
                 <w:szCs w:val="21"/>
               </w:rPr>
               <w:t xml:space="preserve">Add</w:t>
@@ -481,7 +488,7 @@
               <w:rPr>
                 <w:rFonts w:ascii="Avenir Next" w:hAnsi="Avenir Next" w:cs="Avenir Next" w:eastAsia="Avenir Next"/>
                 <w:color w:val="1A1A1A"/>
-                <w:sz w:val="21"/>
+                <w:sz w:val="22"/>
                 <w:szCs w:val="21"/>
               </w:rPr>
               <w:t xml:space="preserve"> the two products.</w:t>
@@ -492,6 +499,7 @@
     </w:tbl>
     <w:p>
       <w:pPr>
+        <w:pStyle w:val="Heading2"/>
         <w:keepNext/>
         <w:pBdr>
           <w:bottom w:val="single" w:sz="8" w:space="3" w:color="003A70"/>
@@ -507,7 +515,7 @@
           <w:b/>
           <w:color w:val="003A70"/>
           <w:spacing w:val="14"/>
-          <w:sz w:val="19"/>
+          <w:sz w:val="22"/>
           <w:szCs w:val="19"/>
         </w:rPr>
         <w:t xml:space="preserve">WATCH ME</w:t>
@@ -526,7 +534,7 @@
           <w:rFonts w:ascii="Avenir Next" w:hAnsi="Avenir Next" w:cs="Avenir Next" w:eastAsia="Avenir Next"/>
           <w:i/>
           <w:color w:val="5A5F66"/>
-          <w:sz w:val="17"/>
+          <w:sz w:val="22"/>
           <w:szCs w:val="17"/>
         </w:rPr>
         <w:t xml:space="preserve">the steps in action</w:t>
@@ -541,7 +549,7 @@
           <w:rFonts w:ascii="Avenir Next" w:hAnsi="Avenir Next" w:cs="Avenir Next" w:eastAsia="Avenir Next"/>
           <w:b/>
           <w:color w:val="1A1A1A"/>
-          <w:sz w:val="21"/>
+          <w:sz w:val="22"/>
           <w:szCs w:val="21"/>
         </w:rPr>
         <w:t xml:space="preserve">Find 24 × 18.</w:t>
@@ -560,25 +568,25 @@
           <w:rFonts w:ascii="Avenir Next" w:hAnsi="Avenir Next" w:cs="Avenir Next" w:eastAsia="Avenir Next"/>
           <w:b/>
           <w:color w:val="003A70"/>
+          <w:sz w:val="22"/>
+          <w:szCs w:val="19"/>
+        </w:rPr>
+        <w:t xml:space="preserve">Step 1</w:t>
+      </w:r>
+      <w:r>
+        <w:rPr>
+          <w:rFonts w:ascii="Avenir Next" w:hAnsi="Avenir Next" w:cs="Avenir Next" w:eastAsia="Avenir Next"/>
+          <w:color w:val="1A1A1A"/>
           <w:sz w:val="19"/>
           <w:szCs w:val="19"/>
         </w:rPr>
-        <w:t xml:space="preserve">Step 1</w:t>
-      </w:r>
-      <w:r>
-        <w:rPr>
-          <w:rFonts w:ascii="Avenir Next" w:hAnsi="Avenir Next" w:cs="Avenir Next" w:eastAsia="Avenir Next"/>
-          <w:color w:val="1A1A1A"/>
-          <w:sz w:val="19"/>
-          <w:szCs w:val="19"/>
-        </w:rPr>
         <w:tab/>
       </w:r>
       <w:r>
         <w:rPr>
           <w:rFonts w:ascii="Avenir Next" w:hAnsi="Avenir Next" w:cs="Avenir Next" w:eastAsia="Avenir Next"/>
           <w:color w:val="1A1A1A"/>
-          <w:sz w:val="21"/>
+          <w:sz w:val="22"/>
           <w:szCs w:val="21"/>
         </w:rPr>
         <w:t xml:space="preserve">18 = 10 + 8.</w:t>
@@ -597,25 +605,25 @@
           <w:rFonts w:ascii="Avenir Next" w:hAnsi="Avenir Next" w:cs="Avenir Next" w:eastAsia="Avenir Next"/>
           <w:b/>
           <w:color w:val="003A70"/>
+          <w:sz w:val="22"/>
+          <w:szCs w:val="19"/>
+        </w:rPr>
+        <w:t xml:space="preserve">Step 2</w:t>
+      </w:r>
+      <w:r>
+        <w:rPr>
+          <w:rFonts w:ascii="Avenir Next" w:hAnsi="Avenir Next" w:cs="Avenir Next" w:eastAsia="Avenir Next"/>
+          <w:color w:val="1A1A1A"/>
           <w:sz w:val="19"/>
           <w:szCs w:val="19"/>
         </w:rPr>
-        <w:t xml:space="preserve">Step 2</w:t>
-      </w:r>
-      <w:r>
-        <w:rPr>
-          <w:rFonts w:ascii="Avenir Next" w:hAnsi="Avenir Next" w:cs="Avenir Next" w:eastAsia="Avenir Next"/>
-          <w:color w:val="1A1A1A"/>
-          <w:sz w:val="19"/>
-          <w:szCs w:val="19"/>
-        </w:rPr>
         <w:tab/>
       </w:r>
       <w:r>
         <w:rPr>
           <w:rFonts w:ascii="Avenir Next" w:hAnsi="Avenir Next" w:cs="Avenir Next" w:eastAsia="Avenir Next"/>
           <w:color w:val="1A1A1A"/>
-          <w:sz w:val="21"/>
+          <w:sz w:val="22"/>
           <w:szCs w:val="21"/>
         </w:rPr>
         <w:t xml:space="preserve">24 × 10 = 240. 24 × 8 = 192.</w:t>
@@ -634,25 +642,25 @@
           <w:rFonts w:ascii="Avenir Next" w:hAnsi="Avenir Next" w:cs="Avenir Next" w:eastAsia="Avenir Next"/>
           <w:b/>
           <w:color w:val="003A70"/>
+          <w:sz w:val="22"/>
+          <w:szCs w:val="19"/>
+        </w:rPr>
+        <w:t xml:space="preserve">Step 3</w:t>
+      </w:r>
+      <w:r>
+        <w:rPr>
+          <w:rFonts w:ascii="Avenir Next" w:hAnsi="Avenir Next" w:cs="Avenir Next" w:eastAsia="Avenir Next"/>
+          <w:color w:val="1A1A1A"/>
           <w:sz w:val="19"/>
           <w:szCs w:val="19"/>
         </w:rPr>
-        <w:t xml:space="preserve">Step 3</w:t>
-      </w:r>
-      <w:r>
-        <w:rPr>
-          <w:rFonts w:ascii="Avenir Next" w:hAnsi="Avenir Next" w:cs="Avenir Next" w:eastAsia="Avenir Next"/>
-          <w:color w:val="1A1A1A"/>
-          <w:sz w:val="19"/>
-          <w:szCs w:val="19"/>
-        </w:rPr>
         <w:tab/>
       </w:r>
       <w:r>
         <w:rPr>
           <w:rFonts w:ascii="Avenir Next" w:hAnsi="Avenir Next" w:cs="Avenir Next" w:eastAsia="Avenir Next"/>
           <w:color w:val="1A1A1A"/>
-          <w:sz w:val="21"/>
+          <w:sz w:val="22"/>
           <w:szCs w:val="21"/>
         </w:rPr>
         <w:t xml:space="preserve">240 + 192 = 432.</w:t>
@@ -671,18 +679,18 @@
           <w:rFonts w:ascii="Avenir Next" w:hAnsi="Avenir Next" w:cs="Avenir Next" w:eastAsia="Avenir Next"/>
           <w:b/>
           <w:color w:val="1A1A1A"/>
+          <w:sz w:val="22"/>
+          <w:szCs w:val="21"/>
+        </w:rPr>
+        <w:t xml:space="preserve">Answer</w:t>
+      </w:r>
+      <w:r>
+        <w:rPr>
+          <w:rFonts w:ascii="Avenir Next" w:hAnsi="Avenir Next" w:cs="Avenir Next" w:eastAsia="Avenir Next"/>
+          <w:color w:val="1A1A1A"/>
           <w:sz w:val="21"/>
           <w:szCs w:val="21"/>
         </w:rPr>
-        <w:t xml:space="preserve">Answer</w:t>
-      </w:r>
-      <w:r>
-        <w:rPr>
-          <w:rFonts w:ascii="Avenir Next" w:hAnsi="Avenir Next" w:cs="Avenir Next" w:eastAsia="Avenir Next"/>
-          <w:color w:val="1A1A1A"/>
-          <w:sz w:val="21"/>
-          <w:szCs w:val="21"/>
-        </w:rPr>
         <w:tab/>
       </w:r>
       <w:r>
@@ -690,7 +698,7 @@
           <w:rFonts w:ascii="Avenir Next" w:hAnsi="Avenir Next" w:cs="Avenir Next" w:eastAsia="Avenir Next"/>
           <w:b/>
           <w:color w:val="1A1A1A"/>
-          <w:sz w:val="21"/>
+          <w:sz w:val="22"/>
           <w:szCs w:val="21"/>
         </w:rPr>
         <w:t xml:space="preserve">432</w:t>
@@ -698,6 +706,7 @@
     </w:p>
     <w:p>
       <w:pPr>
+        <w:pStyle w:val="Heading2"/>
         <w:keepNext/>
         <w:pBdr>
           <w:bottom w:val="single" w:sz="8" w:space="3" w:color="003A70"/>
@@ -713,7 +722,7 @@
           <w:b/>
           <w:color w:val="003A70"/>
           <w:spacing w:val="14"/>
-          <w:sz w:val="19"/>
+          <w:sz w:val="22"/>
           <w:szCs w:val="19"/>
         </w:rPr>
         <w:t xml:space="preserve">TRY IT WITH HELP</w:t>
@@ -732,7 +741,7 @@
           <w:rFonts w:ascii="Avenir Next" w:hAnsi="Avenir Next" w:cs="Avenir Next" w:eastAsia="Avenir Next"/>
           <w:i/>
           <w:color w:val="5A5F66"/>
-          <w:sz w:val="17"/>
+          <w:sz w:val="22"/>
           <w:szCs w:val="17"/>
         </w:rPr>
         <w:t xml:space="preserve">fill in each step</w:t>
@@ -790,35 +799,35 @@
           <w:rFonts w:ascii="Avenir Next" w:hAnsi="Avenir Next" w:cs="Avenir Next" w:eastAsia="Avenir Next"/>
           <w:b/>
           <w:color w:val="003A70"/>
+          <w:sz w:val="22"/>
+          <w:szCs w:val="18"/>
+        </w:rPr>
+        <w:t xml:space="preserve">Step 1</w:t>
+      </w:r>
+      <w:r>
+        <w:rPr>
+          <w:rFonts w:ascii="Avenir Next" w:hAnsi="Avenir Next" w:cs="Avenir Next" w:eastAsia="Avenir Next"/>
+          <w:color w:val="1A1A1A"/>
           <w:sz w:val="18"/>
           <w:szCs w:val="18"/>
         </w:rPr>
-        <w:t xml:space="preserve">Step 1</w:t>
-      </w:r>
-      <w:r>
-        <w:rPr>
-          <w:rFonts w:ascii="Avenir Next" w:hAnsi="Avenir Next" w:cs="Avenir Next" w:eastAsia="Avenir Next"/>
-          <w:color w:val="1A1A1A"/>
-          <w:sz w:val="18"/>
-          <w:szCs w:val="18"/>
-        </w:rPr>
         <w:tab/>
       </w:r>
       <w:r>
         <w:rPr>
           <w:rFonts w:ascii="Avenir Next" w:hAnsi="Avenir Next" w:cs="Avenir Next" w:eastAsia="Avenir Next"/>
           <w:color w:val="1A1A1A"/>
+          <w:sz w:val="22"/>
+          <w:szCs w:val="21"/>
+        </w:rPr>
+        <w:t xml:space="preserve">27 = </w:t>
+      </w:r>
+      <w:r>
+        <w:rPr>
+          <w:rFonts w:ascii="Avenir Next" w:hAnsi="Avenir Next" w:cs="Avenir Next" w:eastAsia="Avenir Next"/>
+          <w:color w:val="1A1A1A"/>
           <w:sz w:val="21"/>
           <w:szCs w:val="21"/>
-        </w:rPr>
-        <w:t xml:space="preserve">27 = </w:t>
-      </w:r>
-      <w:r>
-        <w:rPr>
-          <w:rFonts w:ascii="Avenir Next" w:hAnsi="Avenir Next" w:cs="Avenir Next" w:eastAsia="Avenir Next"/>
-          <w:color w:val="1A1A1A"/>
-          <w:sz w:val="21"/>
-          <w:szCs w:val="21"/>
           <w:u w:val="single"/>
         </w:rPr>
         <w:t xml:space="preserve">                </w:t>
@@ -827,7 +836,7 @@
         <w:rPr>
           <w:rFonts w:ascii="Avenir Next" w:hAnsi="Avenir Next" w:cs="Avenir Next" w:eastAsia="Avenir Next"/>
           <w:color w:val="1A1A1A"/>
-          <w:sz w:val="21"/>
+          <w:sz w:val="22"/>
           <w:szCs w:val="21"/>
         </w:rPr>
         <w:t xml:space="preserve"> + 7.</w:t>
@@ -847,28 +856,47 @@
           <w:rFonts w:ascii="Avenir Next" w:hAnsi="Avenir Next" w:cs="Avenir Next" w:eastAsia="Avenir Next"/>
           <w:b/>
           <w:color w:val="003A70"/>
+          <w:sz w:val="22"/>
+          <w:szCs w:val="18"/>
+        </w:rPr>
+        <w:t xml:space="preserve">Step 2</w:t>
+      </w:r>
+      <w:r>
+        <w:rPr>
+          <w:rFonts w:ascii="Avenir Next" w:hAnsi="Avenir Next" w:cs="Avenir Next" w:eastAsia="Avenir Next"/>
+          <w:color w:val="1A1A1A"/>
           <w:sz w:val="18"/>
           <w:szCs w:val="18"/>
         </w:rPr>
-        <w:t xml:space="preserve">Step 2</w:t>
-      </w:r>
-      <w:r>
-        <w:rPr>
-          <w:rFonts w:ascii="Avenir Next" w:hAnsi="Avenir Next" w:cs="Avenir Next" w:eastAsia="Avenir Next"/>
-          <w:color w:val="1A1A1A"/>
-          <w:sz w:val="18"/>
-          <w:szCs w:val="18"/>
-        </w:rPr>
         <w:tab/>
       </w:r>
       <w:r>
         <w:rPr>
           <w:rFonts w:ascii="Avenir Next" w:hAnsi="Avenir Next" w:cs="Avenir Next" w:eastAsia="Avenir Next"/>
           <w:color w:val="1A1A1A"/>
+          <w:sz w:val="22"/>
+          <w:szCs w:val="21"/>
+        </w:rPr>
+        <w:t xml:space="preserve">36 × 20 = </w:t>
+      </w:r>
+      <w:r>
+        <w:rPr>
+          <w:rFonts w:ascii="Avenir Next" w:hAnsi="Avenir Next" w:cs="Avenir Next" w:eastAsia="Avenir Next"/>
+          <w:color w:val="1A1A1A"/>
           <w:sz w:val="21"/>
           <w:szCs w:val="21"/>
-        </w:rPr>
-        <w:t xml:space="preserve">36 × 20 = </w:t>
+          <w:u w:val="single"/>
+        </w:rPr>
+        <w:t xml:space="preserve">                </w:t>
+      </w:r>
+      <w:r>
+        <w:rPr>
+          <w:rFonts w:ascii="Avenir Next" w:hAnsi="Avenir Next" w:cs="Avenir Next" w:eastAsia="Avenir Next"/>
+          <w:color w:val="1A1A1A"/>
+          <w:sz w:val="22"/>
+          <w:szCs w:val="21"/>
+        </w:rPr>
+        <w:t xml:space="preserve">. 36 × 7 = </w:t>
       </w:r>
       <w:r>
         <w:rPr>
@@ -884,26 +912,7 @@
         <w:rPr>
           <w:rFonts w:ascii="Avenir Next" w:hAnsi="Avenir Next" w:cs="Avenir Next" w:eastAsia="Avenir Next"/>
           <w:color w:val="1A1A1A"/>
-          <w:sz w:val="21"/>
-          <w:szCs w:val="21"/>
-        </w:rPr>
-        <w:t xml:space="preserve">. 36 × 7 = </w:t>
-      </w:r>
-      <w:r>
-        <w:rPr>
-          <w:rFonts w:ascii="Avenir Next" w:hAnsi="Avenir Next" w:cs="Avenir Next" w:eastAsia="Avenir Next"/>
-          <w:color w:val="1A1A1A"/>
-          <w:sz w:val="21"/>
-          <w:szCs w:val="21"/>
-          <w:u w:val="single"/>
-        </w:rPr>
-        <w:t xml:space="preserve">                </w:t>
-      </w:r>
-      <w:r>
-        <w:rPr>
-          <w:rFonts w:ascii="Avenir Next" w:hAnsi="Avenir Next" w:cs="Avenir Next" w:eastAsia="Avenir Next"/>
-          <w:color w:val="1A1A1A"/>
-          <w:sz w:val="21"/>
+          <w:sz w:val="22"/>
           <w:szCs w:val="21"/>
         </w:rPr>
         <w:t xml:space="preserve">.</w:t>
@@ -923,35 +932,35 @@
           <w:rFonts w:ascii="Avenir Next" w:hAnsi="Avenir Next" w:cs="Avenir Next" w:eastAsia="Avenir Next"/>
           <w:b/>
           <w:color w:val="003A70"/>
+          <w:sz w:val="22"/>
+          <w:szCs w:val="18"/>
+        </w:rPr>
+        <w:t xml:space="preserve">Step 3</w:t>
+      </w:r>
+      <w:r>
+        <w:rPr>
+          <w:rFonts w:ascii="Avenir Next" w:hAnsi="Avenir Next" w:cs="Avenir Next" w:eastAsia="Avenir Next"/>
+          <w:color w:val="1A1A1A"/>
           <w:sz w:val="18"/>
           <w:szCs w:val="18"/>
         </w:rPr>
-        <w:t xml:space="preserve">Step 3</w:t>
-      </w:r>
-      <w:r>
-        <w:rPr>
-          <w:rFonts w:ascii="Avenir Next" w:hAnsi="Avenir Next" w:cs="Avenir Next" w:eastAsia="Avenir Next"/>
-          <w:color w:val="1A1A1A"/>
-          <w:sz w:val="18"/>
-          <w:szCs w:val="18"/>
-        </w:rPr>
         <w:tab/>
       </w:r>
       <w:r>
         <w:rPr>
           <w:rFonts w:ascii="Avenir Next" w:hAnsi="Avenir Next" w:cs="Avenir Next" w:eastAsia="Avenir Next"/>
           <w:color w:val="1A1A1A"/>
+          <w:sz w:val="22"/>
+          <w:szCs w:val="21"/>
+        </w:rPr>
+        <w:t xml:space="preserve">720 + 252 = </w:t>
+      </w:r>
+      <w:r>
+        <w:rPr>
+          <w:rFonts w:ascii="Avenir Next" w:hAnsi="Avenir Next" w:cs="Avenir Next" w:eastAsia="Avenir Next"/>
+          <w:color w:val="1A1A1A"/>
           <w:sz w:val="21"/>
           <w:szCs w:val="21"/>
-        </w:rPr>
-        <w:t xml:space="preserve">720 + 252 = </w:t>
-      </w:r>
-      <w:r>
-        <w:rPr>
-          <w:rFonts w:ascii="Avenir Next" w:hAnsi="Avenir Next" w:cs="Avenir Next" w:eastAsia="Avenir Next"/>
-          <w:color w:val="1A1A1A"/>
-          <w:sz w:val="21"/>
-          <w:szCs w:val="21"/>
           <w:u w:val="single"/>
         </w:rPr>
         <w:t xml:space="preserve">                </w:t>
@@ -960,7 +969,7 @@
         <w:rPr>
           <w:rFonts w:ascii="Avenir Next" w:hAnsi="Avenir Next" w:cs="Avenir Next" w:eastAsia="Avenir Next"/>
           <w:color w:val="1A1A1A"/>
-          <w:sz w:val="21"/>
+          <w:sz w:val="22"/>
           <w:szCs w:val="21"/>
         </w:rPr>
         <w:t xml:space="preserve">.</w:t>
@@ -1023,35 +1032,35 @@
           <w:rFonts w:ascii="Avenir Next" w:hAnsi="Avenir Next" w:cs="Avenir Next" w:eastAsia="Avenir Next"/>
           <w:b/>
           <w:color w:val="003A70"/>
+          <w:sz w:val="22"/>
+          <w:szCs w:val="18"/>
+        </w:rPr>
+        <w:t xml:space="preserve">Step 1</w:t>
+      </w:r>
+      <w:r>
+        <w:rPr>
+          <w:rFonts w:ascii="Avenir Next" w:hAnsi="Avenir Next" w:cs="Avenir Next" w:eastAsia="Avenir Next"/>
+          <w:color w:val="1A1A1A"/>
           <w:sz w:val="18"/>
           <w:szCs w:val="18"/>
         </w:rPr>
-        <w:t xml:space="preserve">Step 1</w:t>
-      </w:r>
-      <w:r>
-        <w:rPr>
-          <w:rFonts w:ascii="Avenir Next" w:hAnsi="Avenir Next" w:cs="Avenir Next" w:eastAsia="Avenir Next"/>
-          <w:color w:val="1A1A1A"/>
-          <w:sz w:val="18"/>
-          <w:szCs w:val="18"/>
-        </w:rPr>
         <w:tab/>
       </w:r>
       <w:r>
         <w:rPr>
           <w:rFonts w:ascii="Avenir Next" w:hAnsi="Avenir Next" w:cs="Avenir Next" w:eastAsia="Avenir Next"/>
           <w:color w:val="1A1A1A"/>
+          <w:sz w:val="22"/>
+          <w:szCs w:val="21"/>
+        </w:rPr>
+        <w:t xml:space="preserve">15 = 10 + </w:t>
+      </w:r>
+      <w:r>
+        <w:rPr>
+          <w:rFonts w:ascii="Avenir Next" w:hAnsi="Avenir Next" w:cs="Avenir Next" w:eastAsia="Avenir Next"/>
+          <w:color w:val="1A1A1A"/>
           <w:sz w:val="21"/>
           <w:szCs w:val="21"/>
-        </w:rPr>
-        <w:t xml:space="preserve">15 = 10 + </w:t>
-      </w:r>
-      <w:r>
-        <w:rPr>
-          <w:rFonts w:ascii="Avenir Next" w:hAnsi="Avenir Next" w:cs="Avenir Next" w:eastAsia="Avenir Next"/>
-          <w:color w:val="1A1A1A"/>
-          <w:sz w:val="21"/>
-          <w:szCs w:val="21"/>
           <w:u w:val="single"/>
         </w:rPr>
         <w:t xml:space="preserve">                </w:t>
@@ -1060,7 +1069,7 @@
         <w:rPr>
           <w:rFonts w:ascii="Avenir Next" w:hAnsi="Avenir Next" w:cs="Avenir Next" w:eastAsia="Avenir Next"/>
           <w:color w:val="1A1A1A"/>
-          <w:sz w:val="21"/>
+          <w:sz w:val="22"/>
           <w:szCs w:val="21"/>
         </w:rPr>
         <w:t xml:space="preserve">.</w:t>
@@ -1080,35 +1089,35 @@
           <w:rFonts w:ascii="Avenir Next" w:hAnsi="Avenir Next" w:cs="Avenir Next" w:eastAsia="Avenir Next"/>
           <w:b/>
           <w:color w:val="003A70"/>
+          <w:sz w:val="22"/>
+          <w:szCs w:val="18"/>
+        </w:rPr>
+        <w:t xml:space="preserve">Step 2</w:t>
+      </w:r>
+      <w:r>
+        <w:rPr>
+          <w:rFonts w:ascii="Avenir Next" w:hAnsi="Avenir Next" w:cs="Avenir Next" w:eastAsia="Avenir Next"/>
+          <w:color w:val="1A1A1A"/>
           <w:sz w:val="18"/>
           <w:szCs w:val="18"/>
         </w:rPr>
-        <w:t xml:space="preserve">Step 2</w:t>
-      </w:r>
-      <w:r>
-        <w:rPr>
-          <w:rFonts w:ascii="Avenir Next" w:hAnsi="Avenir Next" w:cs="Avenir Next" w:eastAsia="Avenir Next"/>
-          <w:color w:val="1A1A1A"/>
-          <w:sz w:val="18"/>
-          <w:szCs w:val="18"/>
-        </w:rPr>
         <w:tab/>
       </w:r>
       <w:r>
         <w:rPr>
           <w:rFonts w:ascii="Avenir Next" w:hAnsi="Avenir Next" w:cs="Avenir Next" w:eastAsia="Avenir Next"/>
           <w:color w:val="1A1A1A"/>
+          <w:sz w:val="22"/>
+          <w:szCs w:val="21"/>
+        </w:rPr>
+        <w:t xml:space="preserve">32 × 10 = 320. 32 × 5 = </w:t>
+      </w:r>
+      <w:r>
+        <w:rPr>
+          <w:rFonts w:ascii="Avenir Next" w:hAnsi="Avenir Next" w:cs="Avenir Next" w:eastAsia="Avenir Next"/>
+          <w:color w:val="1A1A1A"/>
           <w:sz w:val="21"/>
           <w:szCs w:val="21"/>
-        </w:rPr>
-        <w:t xml:space="preserve">32 × 10 = 320. 32 × 5 = </w:t>
-      </w:r>
-      <w:r>
-        <w:rPr>
-          <w:rFonts w:ascii="Avenir Next" w:hAnsi="Avenir Next" w:cs="Avenir Next" w:eastAsia="Avenir Next"/>
-          <w:color w:val="1A1A1A"/>
-          <w:sz w:val="21"/>
-          <w:szCs w:val="21"/>
           <w:u w:val="single"/>
         </w:rPr>
         <w:t xml:space="preserve">                </w:t>
@@ -1117,7 +1126,7 @@
         <w:rPr>
           <w:rFonts w:ascii="Avenir Next" w:hAnsi="Avenir Next" w:cs="Avenir Next" w:eastAsia="Avenir Next"/>
           <w:color w:val="1A1A1A"/>
-          <w:sz w:val="21"/>
+          <w:sz w:val="22"/>
           <w:szCs w:val="21"/>
         </w:rPr>
         <w:t xml:space="preserve">.</w:t>
@@ -1137,35 +1146,35 @@
           <w:rFonts w:ascii="Avenir Next" w:hAnsi="Avenir Next" w:cs="Avenir Next" w:eastAsia="Avenir Next"/>
           <w:b/>
           <w:color w:val="003A70"/>
+          <w:sz w:val="22"/>
+          <w:szCs w:val="18"/>
+        </w:rPr>
+        <w:t xml:space="preserve">Step 3</w:t>
+      </w:r>
+      <w:r>
+        <w:rPr>
+          <w:rFonts w:ascii="Avenir Next" w:hAnsi="Avenir Next" w:cs="Avenir Next" w:eastAsia="Avenir Next"/>
+          <w:color w:val="1A1A1A"/>
           <w:sz w:val="18"/>
           <w:szCs w:val="18"/>
         </w:rPr>
-        <w:t xml:space="preserve">Step 3</w:t>
-      </w:r>
-      <w:r>
-        <w:rPr>
-          <w:rFonts w:ascii="Avenir Next" w:hAnsi="Avenir Next" w:cs="Avenir Next" w:eastAsia="Avenir Next"/>
-          <w:color w:val="1A1A1A"/>
-          <w:sz w:val="18"/>
-          <w:szCs w:val="18"/>
-        </w:rPr>
         <w:tab/>
       </w:r>
       <w:r>
         <w:rPr>
           <w:rFonts w:ascii="Avenir Next" w:hAnsi="Avenir Next" w:cs="Avenir Next" w:eastAsia="Avenir Next"/>
           <w:color w:val="1A1A1A"/>
+          <w:sz w:val="22"/>
+          <w:szCs w:val="21"/>
+        </w:rPr>
+        <w:t xml:space="preserve">320 + 160 = </w:t>
+      </w:r>
+      <w:r>
+        <w:rPr>
+          <w:rFonts w:ascii="Avenir Next" w:hAnsi="Avenir Next" w:cs="Avenir Next" w:eastAsia="Avenir Next"/>
+          <w:color w:val="1A1A1A"/>
           <w:sz w:val="21"/>
           <w:szCs w:val="21"/>
-        </w:rPr>
-        <w:t xml:space="preserve">320 + 160 = </w:t>
-      </w:r>
-      <w:r>
-        <w:rPr>
-          <w:rFonts w:ascii="Avenir Next" w:hAnsi="Avenir Next" w:cs="Avenir Next" w:eastAsia="Avenir Next"/>
-          <w:color w:val="1A1A1A"/>
-          <w:sz w:val="21"/>
-          <w:szCs w:val="21"/>
           <w:u w:val="single"/>
         </w:rPr>
         <w:t xml:space="preserve">                </w:t>
@@ -1174,7 +1183,7 @@
         <w:rPr>
           <w:rFonts w:ascii="Avenir Next" w:hAnsi="Avenir Next" w:cs="Avenir Next" w:eastAsia="Avenir Next"/>
           <w:color w:val="1A1A1A"/>
-          <w:sz w:val="21"/>
+          <w:sz w:val="22"/>
           <w:szCs w:val="21"/>
         </w:rPr>
         <w:t xml:space="preserve">.</w:t>
@@ -1187,6 +1196,7 @@
     </w:p>
     <w:p>
       <w:pPr>
+        <w:pStyle w:val="Heading2"/>
         <w:keepNext/>
         <w:pBdr>
           <w:bottom w:val="single" w:sz="8" w:space="3" w:color="003A70"/>
@@ -1202,7 +1212,7 @@
           <w:b/>
           <w:color w:val="003A70"/>
           <w:spacing w:val="14"/>
-          <w:sz w:val="19"/>
+          <w:sz w:val="22"/>
           <w:szCs w:val="19"/>
         </w:rPr>
         <w:t xml:space="preserve">YOUR TURN</w:t>
@@ -1221,7 +1231,7 @@
           <w:rFonts w:ascii="Avenir Next" w:hAnsi="Avenir Next" w:cs="Avenir Next" w:eastAsia="Avenir Next"/>
           <w:i/>
           <w:color w:val="5A5F66"/>
-          <w:sz w:val="17"/>
+          <w:sz w:val="22"/>
           <w:szCs w:val="17"/>
         </w:rPr>
         <w:t xml:space="preserve">use the steps on your own</w:t>
@@ -1393,7 +1403,7 @@
                       <w:szCs w:val="22"/>
                       <w:u w:val="single"/>
                     </w:rPr>
-                    <w:t xml:space="preserve">        </w:t>
+                    <w:t xml:space="preserve">            </w:t>
                   </w:r>
                 </w:p>
               </w:tc>
@@ -1455,7 +1465,7 @@
                       <w:szCs w:val="22"/>
                       <w:u w:val="single"/>
                     </w:rPr>
-                    <w:t xml:space="preserve">        </w:t>
+                    <w:t xml:space="preserve">            </w:t>
                   </w:r>
                 </w:p>
               </w:tc>
@@ -1517,7 +1527,7 @@
                       <w:szCs w:val="22"/>
                       <w:u w:val="single"/>
                     </w:rPr>
-                    <w:t xml:space="preserve">        </w:t>
+                    <w:t xml:space="preserve">            </w:t>
                   </w:r>
                 </w:p>
               </w:tc>
@@ -1585,7 +1595,7 @@
                       <w:szCs w:val="22"/>
                       <w:u w:val="single"/>
                     </w:rPr>
-                    <w:t xml:space="preserve">        </w:t>
+                    <w:t xml:space="preserve">            </w:t>
                   </w:r>
                 </w:p>
               </w:tc>
@@ -1647,7 +1657,7 @@
                       <w:szCs w:val="22"/>
                       <w:u w:val="single"/>
                     </w:rPr>
-                    <w:t xml:space="preserve">        </w:t>
+                    <w:t xml:space="preserve">            </w:t>
                   </w:r>
                 </w:p>
               </w:tc>
@@ -1709,7 +1719,7 @@
                       <w:szCs w:val="22"/>
                       <w:u w:val="single"/>
                     </w:rPr>
-                    <w:t xml:space="preserve">        </w:t>
+                    <w:t xml:space="preserve">            </w:t>
                   </w:r>
                 </w:p>
               </w:tc>
@@ -1732,7 +1742,7 @@
       <w:pPr>
         <w:pageBreakBefore/>
         <w:keepNext/>
-        <w:spacing w:before="0" w:after="12" w:line="264" w:lineRule="auto"/>
+        <w:spacing w:before="0" w:after="10" w:line="252" w:lineRule="auto"/>
       </w:pPr>
       <w:r>
         <w:rPr>
@@ -1741,7 +1751,7 @@
           <w:caps/>
           <w:color w:val="003A70"/>
           <w:spacing w:val="12"/>
-          <w:sz w:val="19"/>
+          <w:sz w:val="22"/>
           <w:szCs w:val="19"/>
         </w:rPr>
         <w:t xml:space="preserve">Lesson 7-7  ·  Session 2  ·  Prerequisite Practice A  ·  Skill 2 of 2</w:t>
@@ -1749,8 +1759,9 @@
     </w:p>
     <w:p>
       <w:pPr>
+        <w:pStyle w:val="Heading1"/>
         <w:keepNext/>
-        <w:spacing w:before="0" w:after="10" w:line="240" w:lineRule="auto"/>
+        <w:spacing w:before="0" w:after="8" w:line="240" w:lineRule="auto"/>
       </w:pPr>
       <w:r>
         <w:rPr>
@@ -1768,13 +1779,13 @@
         <w:pBdr>
           <w:bottom w:val="single" w:sz="4" w:space="5" w:color="C9CDD2"/>
         </w:pBdr>
-        <w:spacing w:before="0" w:after="60" w:line="264" w:lineRule="auto"/>
+        <w:spacing w:before="0" w:after="51" w:line="252" w:lineRule="auto"/>
       </w:pPr>
       <w:r>
         <w:rPr>
           <w:rFonts w:ascii="Avenir Next" w:hAnsi="Avenir Next" w:cs="Avenir Next" w:eastAsia="Avenir Next"/>
           <w:color w:val="5A5F66"/>
-          <w:sz w:val="17"/>
+          <w:sz w:val="22"/>
           <w:szCs w:val="17"/>
         </w:rPr>
         <w:t xml:space="preserve">Builds on Grade 4 · 4.MD.A.3</w:t>
@@ -1817,7 +1828,8 @@
           </w:tcPr>
           <w:p>
             <w:pPr>
-              <w:spacing w:before="0" w:after="0" w:line="252" w:lineRule="auto"/>
+              <w:pStyle w:val="Heading2"/>
+              <w:spacing w:before="0" w:after="0" w:line="246" w:lineRule="auto"/>
             </w:pPr>
             <w:r>
               <w:rPr>
@@ -1840,13 +1852,13 @@
           </w:tcPr>
           <w:p>
             <w:pPr>
-              <w:spacing w:before="0" w:after="0" w:line="264" w:lineRule="auto"/>
+              <w:spacing w:before="0" w:after="0" w:line="252" w:lineRule="auto"/>
             </w:pPr>
             <w:r>
               <w:rPr>
                 <w:rFonts w:ascii="Avenir Next" w:hAnsi="Avenir Next" w:cs="Avenir Next" w:eastAsia="Avenir Next"/>
                 <w:color w:val="1A1A1A"/>
-                <w:sz w:val="20"/>
+                <w:sz w:val="22"/>
                 <w:szCs w:val="20"/>
               </w:rPr>
               <w:t xml:space="preserve">A pen covers 384 ft². One side is 24 ft, so the other side is 384 ÷ 24.</w:t>
@@ -1866,7 +1878,8 @@
           </w:tcPr>
           <w:p>
             <w:pPr>
-              <w:spacing w:before="0" w:after="0" w:line="252" w:lineRule="auto"/>
+              <w:pStyle w:val="Heading2"/>
+              <w:spacing w:before="0" w:after="0" w:line="246" w:lineRule="auto"/>
             </w:pPr>
             <w:r>
               <w:rPr>
@@ -1889,13 +1902,13 @@
           </w:tcPr>
           <w:p>
             <w:pPr>
-              <w:spacing w:before="0" w:after="0" w:line="264" w:lineRule="auto"/>
+              <w:spacing w:before="0" w:after="0" w:line="252" w:lineRule="auto"/>
             </w:pPr>
             <w:r>
               <w:rPr>
                 <w:rFonts w:ascii="Avenir Next" w:hAnsi="Avenir Next" w:cs="Avenir Next" w:eastAsia="Avenir Next"/>
                 <w:color w:val="1A1A1A"/>
-                <w:sz w:val="20"/>
+                <w:sz w:val="22"/>
                 <w:szCs w:val="20"/>
               </w:rPr>
               <w:t xml:space="preserve">Divide the area by the side you know, like 3,600 ÷ 40.  </w:t>
@@ -1905,7 +1918,7 @@
                 <w:rFonts w:ascii="Avenir Next" w:hAnsi="Avenir Next" w:cs="Avenir Next" w:eastAsia="Avenir Next"/>
                 <w:b/>
                 <w:color w:val="1A1A1A"/>
-                <w:sz w:val="20"/>
+                <w:sz w:val="22"/>
                 <w:szCs w:val="20"/>
               </w:rPr>
               <w:t xml:space="preserve">You will use it in Practice Form A, problems 5 and 7.</w:t>
@@ -1916,6 +1929,7 @@
     </w:tbl>
     <w:p>
       <w:pPr>
+        <w:pStyle w:val="Heading2"/>
         <w:keepNext/>
         <w:pBdr>
           <w:bottom w:val="single" w:sz="8" w:space="3" w:color="003A70"/>
@@ -1923,7 +1937,7 @@
         <w:tabs>
           <w:tab w:val="right" w:pos="9504"/>
         </w:tabs>
-        <w:spacing w:before="50" w:after="36" w:line="240" w:lineRule="auto"/>
+        <w:spacing w:before="42" w:after="31" w:line="240" w:lineRule="auto"/>
       </w:pPr>
       <w:r>
         <w:rPr>
@@ -1931,7 +1945,7 @@
           <w:b/>
           <w:color w:val="003A70"/>
           <w:spacing w:val="14"/>
-          <w:sz w:val="19"/>
+          <w:sz w:val="22"/>
           <w:szCs w:val="19"/>
         </w:rPr>
         <w:t xml:space="preserve">STEPS TO FOLLOW</w:t>
@@ -1950,7 +1964,7 @@
           <w:rFonts w:ascii="Avenir Next" w:hAnsi="Avenir Next" w:cs="Avenir Next" w:eastAsia="Avenir Next"/>
           <w:i/>
           <w:color w:val="5A5F66"/>
-          <w:sz w:val="17"/>
+          <w:sz w:val="22"/>
           <w:szCs w:val="17"/>
         </w:rPr>
         <w:t xml:space="preserve">use these same steps on every problem</w:t>
@@ -1992,6 +2006,7 @@
           </w:tcPr>
           <w:p>
             <w:pPr>
+              <w:pStyle w:val="Heading1"/>
               <w:spacing w:before="0" w:after="0" w:line="240" w:lineRule="auto"/>
               <w:jc w:val="center"/>
             </w:pPr>
@@ -2014,14 +2029,14 @@
           </w:tcPr>
           <w:p>
             <w:pPr>
-              <w:spacing w:before="0" w:after="0" w:line="264" w:lineRule="auto"/>
+              <w:spacing w:before="0" w:after="0" w:line="252" w:lineRule="auto"/>
             </w:pPr>
             <w:r>
               <w:rPr>
                 <w:rFonts w:ascii="Avenir Next" w:hAnsi="Avenir Next" w:cs="Avenir Next" w:eastAsia="Avenir Next"/>
                 <w:b/>
                 <w:color w:val="1A1A1A"/>
-                <w:sz w:val="21"/>
+                <w:sz w:val="22"/>
                 <w:szCs w:val="21"/>
               </w:rPr>
               <w:t xml:space="preserve">Write</w:t>
@@ -2030,7 +2045,7 @@
               <w:rPr>
                 <w:rFonts w:ascii="Avenir Next" w:hAnsi="Avenir Next" w:cs="Avenir Next" w:eastAsia="Avenir Next"/>
                 <w:color w:val="1A1A1A"/>
-                <w:sz w:val="21"/>
+                <w:sz w:val="22"/>
                 <w:szCs w:val="21"/>
               </w:rPr>
               <w:t xml:space="preserve"> area ÷ known side.</w:t>
@@ -2049,6 +2064,7 @@
           </w:tcPr>
           <w:p>
             <w:pPr>
+              <w:pStyle w:val="Heading1"/>
               <w:spacing w:before="0" w:after="0" w:line="240" w:lineRule="auto"/>
               <w:jc w:val="center"/>
             </w:pPr>
@@ -2071,14 +2087,14 @@
           </w:tcPr>
           <w:p>
             <w:pPr>
-              <w:spacing w:before="0" w:after="0" w:line="264" w:lineRule="auto"/>
+              <w:spacing w:before="0" w:after="0" w:line="252" w:lineRule="auto"/>
             </w:pPr>
             <w:r>
               <w:rPr>
                 <w:rFonts w:ascii="Avenir Next" w:hAnsi="Avenir Next" w:cs="Avenir Next" w:eastAsia="Avenir Next"/>
                 <w:b/>
                 <w:color w:val="1A1A1A"/>
-                <w:sz w:val="21"/>
+                <w:sz w:val="22"/>
                 <w:szCs w:val="21"/>
               </w:rPr>
               <w:t xml:space="preserve">Divide</w:t>
@@ -2087,7 +2103,7 @@
               <w:rPr>
                 <w:rFonts w:ascii="Avenir Next" w:hAnsi="Avenir Next" w:cs="Avenir Next" w:eastAsia="Avenir Next"/>
                 <w:color w:val="1A1A1A"/>
-                <w:sz w:val="21"/>
+                <w:sz w:val="22"/>
                 <w:szCs w:val="21"/>
               </w:rPr>
               <w:t xml:space="preserve">. Cross off the same number of zeros in each first.</w:t>
@@ -2106,6 +2122,7 @@
           </w:tcPr>
           <w:p>
             <w:pPr>
+              <w:pStyle w:val="Heading1"/>
               <w:spacing w:before="0" w:after="0" w:line="240" w:lineRule="auto"/>
               <w:jc w:val="center"/>
             </w:pPr>
@@ -2128,14 +2145,14 @@
           </w:tcPr>
           <w:p>
             <w:pPr>
-              <w:spacing w:before="0" w:after="0" w:line="264" w:lineRule="auto"/>
+              <w:spacing w:before="0" w:after="0" w:line="252" w:lineRule="auto"/>
             </w:pPr>
             <w:r>
               <w:rPr>
                 <w:rFonts w:ascii="Avenir Next" w:hAnsi="Avenir Next" w:cs="Avenir Next" w:eastAsia="Avenir Next"/>
                 <w:b/>
                 <w:color w:val="1A1A1A"/>
-                <w:sz w:val="21"/>
+                <w:sz w:val="22"/>
                 <w:szCs w:val="21"/>
               </w:rPr>
               <w:t xml:space="preserve">Check</w:t>
@@ -2144,7 +2161,7 @@
               <w:rPr>
                 <w:rFonts w:ascii="Avenir Next" w:hAnsi="Avenir Next" w:cs="Avenir Next" w:eastAsia="Avenir Next"/>
                 <w:color w:val="1A1A1A"/>
-                <w:sz w:val="21"/>
+                <w:sz w:val="22"/>
                 <w:szCs w:val="21"/>
               </w:rPr>
               <w:t xml:space="preserve">: other side × known side = area.</w:t>
@@ -2155,6 +2172,7 @@
     </w:tbl>
     <w:p>
       <w:pPr>
+        <w:pStyle w:val="Heading2"/>
         <w:keepNext/>
         <w:pBdr>
           <w:bottom w:val="single" w:sz="8" w:space="3" w:color="003A70"/>
@@ -2162,7 +2180,7 @@
         <w:tabs>
           <w:tab w:val="right" w:pos="9504"/>
         </w:tabs>
-        <w:spacing w:before="50" w:after="36" w:line="240" w:lineRule="auto"/>
+        <w:spacing w:before="42" w:after="31" w:line="240" w:lineRule="auto"/>
       </w:pPr>
       <w:r>
         <w:rPr>
@@ -2170,7 +2188,7 @@
           <w:b/>
           <w:color w:val="003A70"/>
           <w:spacing w:val="14"/>
-          <w:sz w:val="19"/>
+          <w:sz w:val="22"/>
           <w:szCs w:val="19"/>
         </w:rPr>
         <w:t xml:space="preserve">WATCH ME</w:t>
@@ -2189,7 +2207,7 @@
           <w:rFonts w:ascii="Avenir Next" w:hAnsi="Avenir Next" w:cs="Avenir Next" w:eastAsia="Avenir Next"/>
           <w:i/>
           <w:color w:val="5A5F66"/>
-          <w:sz w:val="17"/>
+          <w:sz w:val="22"/>
           <w:szCs w:val="17"/>
         </w:rPr>
         <w:t xml:space="preserve">the steps in action</w:t>
@@ -2197,14 +2215,14 @@
     </w:p>
     <w:p>
       <w:pPr>
-        <w:spacing w:before="0" w:after="40" w:line="264" w:lineRule="auto"/>
+        <w:spacing w:before="0" w:after="34" w:line="252" w:lineRule="auto"/>
       </w:pPr>
       <w:r>
         <w:rPr>
           <w:rFonts w:ascii="Avenir Next" w:hAnsi="Avenir Next" w:cs="Avenir Next" w:eastAsia="Avenir Next"/>
           <w:b/>
           <w:color w:val="1A1A1A"/>
-          <w:sz w:val="21"/>
+          <w:sz w:val="22"/>
           <w:szCs w:val="21"/>
         </w:rPr>
         <w:t xml:space="preserve">A rectangle has an area of 3,600 m². One side is 40 m. Find the other side.</w:t>
@@ -2215,7 +2233,7 @@
         <w:tabs>
           <w:tab w:val="left" w:pos="950"/>
         </w:tabs>
-        <w:spacing w:before="0" w:after="24" w:line="256" w:lineRule="auto"/>
+        <w:spacing w:before="0" w:after="20" w:line="248" w:lineRule="auto"/>
         <w:ind w:left="950" w:hanging="950"/>
       </w:pPr>
       <w:r>
@@ -2223,25 +2241,25 @@
           <w:rFonts w:ascii="Avenir Next" w:hAnsi="Avenir Next" w:cs="Avenir Next" w:eastAsia="Avenir Next"/>
           <w:b/>
           <w:color w:val="003A70"/>
+          <w:sz w:val="22"/>
+          <w:szCs w:val="19"/>
+        </w:rPr>
+        <w:t xml:space="preserve">Step 1</w:t>
+      </w:r>
+      <w:r>
+        <w:rPr>
+          <w:rFonts w:ascii="Avenir Next" w:hAnsi="Avenir Next" w:cs="Avenir Next" w:eastAsia="Avenir Next"/>
+          <w:color w:val="1A1A1A"/>
           <w:sz w:val="19"/>
           <w:szCs w:val="19"/>
         </w:rPr>
-        <w:t xml:space="preserve">Step 1</w:t>
-      </w:r>
-      <w:r>
-        <w:rPr>
-          <w:rFonts w:ascii="Avenir Next" w:hAnsi="Avenir Next" w:cs="Avenir Next" w:eastAsia="Avenir Next"/>
-          <w:color w:val="1A1A1A"/>
-          <w:sz w:val="19"/>
-          <w:szCs w:val="19"/>
-        </w:rPr>
         <w:tab/>
       </w:r>
       <w:r>
         <w:rPr>
           <w:rFonts w:ascii="Avenir Next" w:hAnsi="Avenir Next" w:cs="Avenir Next" w:eastAsia="Avenir Next"/>
           <w:color w:val="1A1A1A"/>
-          <w:sz w:val="21"/>
+          <w:sz w:val="22"/>
           <w:szCs w:val="21"/>
         </w:rPr>
         <w:t xml:space="preserve">3,600 ÷ 40.</w:t>
@@ -2252,7 +2270,7 @@
         <w:tabs>
           <w:tab w:val="left" w:pos="950"/>
         </w:tabs>
-        <w:spacing w:before="0" w:after="24" w:line="256" w:lineRule="auto"/>
+        <w:spacing w:before="0" w:after="20" w:line="248" w:lineRule="auto"/>
         <w:ind w:left="950" w:hanging="950"/>
       </w:pPr>
       <w:r>
@@ -2260,25 +2278,25 @@
           <w:rFonts w:ascii="Avenir Next" w:hAnsi="Avenir Next" w:cs="Avenir Next" w:eastAsia="Avenir Next"/>
           <w:b/>
           <w:color w:val="003A70"/>
+          <w:sz w:val="22"/>
+          <w:szCs w:val="19"/>
+        </w:rPr>
+        <w:t xml:space="preserve">Step 2</w:t>
+      </w:r>
+      <w:r>
+        <w:rPr>
+          <w:rFonts w:ascii="Avenir Next" w:hAnsi="Avenir Next" w:cs="Avenir Next" w:eastAsia="Avenir Next"/>
+          <w:color w:val="1A1A1A"/>
           <w:sz w:val="19"/>
           <w:szCs w:val="19"/>
         </w:rPr>
-        <w:t xml:space="preserve">Step 2</w:t>
-      </w:r>
-      <w:r>
-        <w:rPr>
-          <w:rFonts w:ascii="Avenir Next" w:hAnsi="Avenir Next" w:cs="Avenir Next" w:eastAsia="Avenir Next"/>
-          <w:color w:val="1A1A1A"/>
-          <w:sz w:val="19"/>
-          <w:szCs w:val="19"/>
-        </w:rPr>
         <w:tab/>
       </w:r>
       <w:r>
         <w:rPr>
           <w:rFonts w:ascii="Avenir Next" w:hAnsi="Avenir Next" w:cs="Avenir Next" w:eastAsia="Avenir Next"/>
           <w:color w:val="1A1A1A"/>
-          <w:sz w:val="21"/>
+          <w:sz w:val="22"/>
           <w:szCs w:val="21"/>
         </w:rPr>
         <w:t xml:space="preserve">Cross off one zero in each: 360 ÷ 4 = 90.</w:t>
@@ -2289,7 +2307,7 @@
         <w:tabs>
           <w:tab w:val="left" w:pos="950"/>
         </w:tabs>
-        <w:spacing w:before="0" w:after="24" w:line="256" w:lineRule="auto"/>
+        <w:spacing w:before="0" w:after="20" w:line="248" w:lineRule="auto"/>
         <w:ind w:left="950" w:hanging="950"/>
       </w:pPr>
       <w:r>
@@ -2297,25 +2315,25 @@
           <w:rFonts w:ascii="Avenir Next" w:hAnsi="Avenir Next" w:cs="Avenir Next" w:eastAsia="Avenir Next"/>
           <w:b/>
           <w:color w:val="003A70"/>
+          <w:sz w:val="22"/>
+          <w:szCs w:val="19"/>
+        </w:rPr>
+        <w:t xml:space="preserve">Step 3</w:t>
+      </w:r>
+      <w:r>
+        <w:rPr>
+          <w:rFonts w:ascii="Avenir Next" w:hAnsi="Avenir Next" w:cs="Avenir Next" w:eastAsia="Avenir Next"/>
+          <w:color w:val="1A1A1A"/>
           <w:sz w:val="19"/>
           <w:szCs w:val="19"/>
         </w:rPr>
-        <w:t xml:space="preserve">Step 3</w:t>
-      </w:r>
-      <w:r>
-        <w:rPr>
-          <w:rFonts w:ascii="Avenir Next" w:hAnsi="Avenir Next" w:cs="Avenir Next" w:eastAsia="Avenir Next"/>
-          <w:color w:val="1A1A1A"/>
-          <w:sz w:val="19"/>
-          <w:szCs w:val="19"/>
-        </w:rPr>
         <w:tab/>
       </w:r>
       <w:r>
         <w:rPr>
           <w:rFonts w:ascii="Avenir Next" w:hAnsi="Avenir Next" w:cs="Avenir Next" w:eastAsia="Avenir Next"/>
           <w:color w:val="1A1A1A"/>
-          <w:sz w:val="21"/>
+          <w:sz w:val="22"/>
           <w:szCs w:val="21"/>
         </w:rPr>
         <w:t xml:space="preserve">Check: 90 × 40 = 3,600.</w:t>
@@ -2326,7 +2344,7 @@
         <w:tabs>
           <w:tab w:val="left" w:pos="950"/>
         </w:tabs>
-        <w:spacing w:before="20" w:after="0" w:line="256" w:lineRule="auto"/>
+        <w:spacing w:before="17" w:after="0" w:line="248" w:lineRule="auto"/>
         <w:ind w:left="950" w:hanging="950"/>
       </w:pPr>
       <w:r>
@@ -2334,18 +2352,18 @@
           <w:rFonts w:ascii="Avenir Next" w:hAnsi="Avenir Next" w:cs="Avenir Next" w:eastAsia="Avenir Next"/>
           <w:b/>
           <w:color w:val="1A1A1A"/>
+          <w:sz w:val="22"/>
+          <w:szCs w:val="21"/>
+        </w:rPr>
+        <w:t xml:space="preserve">Answer</w:t>
+      </w:r>
+      <w:r>
+        <w:rPr>
+          <w:rFonts w:ascii="Avenir Next" w:hAnsi="Avenir Next" w:cs="Avenir Next" w:eastAsia="Avenir Next"/>
+          <w:color w:val="1A1A1A"/>
           <w:sz w:val="21"/>
           <w:szCs w:val="21"/>
         </w:rPr>
-        <w:t xml:space="preserve">Answer</w:t>
-      </w:r>
-      <w:r>
-        <w:rPr>
-          <w:rFonts w:ascii="Avenir Next" w:hAnsi="Avenir Next" w:cs="Avenir Next" w:eastAsia="Avenir Next"/>
-          <w:color w:val="1A1A1A"/>
-          <w:sz w:val="21"/>
-          <w:szCs w:val="21"/>
-        </w:rPr>
         <w:tab/>
       </w:r>
       <w:r>
@@ -2353,7 +2371,7 @@
           <w:rFonts w:ascii="Avenir Next" w:hAnsi="Avenir Next" w:cs="Avenir Next" w:eastAsia="Avenir Next"/>
           <w:b/>
           <w:color w:val="1A1A1A"/>
-          <w:sz w:val="21"/>
+          <w:sz w:val="22"/>
           <w:szCs w:val="21"/>
         </w:rPr>
         <w:t xml:space="preserve">90 m</w:t>
@@ -2361,6 +2379,7 @@
     </w:p>
     <w:p>
       <w:pPr>
+        <w:pStyle w:val="Heading2"/>
         <w:keepNext/>
         <w:pBdr>
           <w:bottom w:val="single" w:sz="8" w:space="3" w:color="003A70"/>
@@ -2368,7 +2387,7 @@
         <w:tabs>
           <w:tab w:val="right" w:pos="9504"/>
         </w:tabs>
-        <w:spacing w:before="50" w:after="36" w:line="240" w:lineRule="auto"/>
+        <w:spacing w:before="42" w:after="31" w:line="240" w:lineRule="auto"/>
       </w:pPr>
       <w:r>
         <w:rPr>
@@ -2376,7 +2395,7 @@
           <w:b/>
           <w:color w:val="003A70"/>
           <w:spacing w:val="14"/>
-          <w:sz w:val="19"/>
+          <w:sz w:val="22"/>
           <w:szCs w:val="19"/>
         </w:rPr>
         <w:t xml:space="preserve">TRY IT WITH HELP</w:t>
@@ -2395,7 +2414,7 @@
           <w:rFonts w:ascii="Avenir Next" w:hAnsi="Avenir Next" w:cs="Avenir Next" w:eastAsia="Avenir Next"/>
           <w:i/>
           <w:color w:val="5A5F66"/>
-          <w:sz w:val="17"/>
+          <w:sz w:val="22"/>
           <w:szCs w:val="17"/>
         </w:rPr>
         <w:t xml:space="preserve">fill in each step</w:t>
@@ -2407,7 +2426,7 @@
         <w:tabs>
           <w:tab w:val="left" w:pos="432"/>
         </w:tabs>
-        <w:spacing w:before="90" w:after="40" w:line="268" w:lineRule="auto"/>
+        <w:spacing w:before="76" w:after="34" w:line="254" w:lineRule="auto"/>
         <w:ind w:left="432" w:hanging="432"/>
       </w:pPr>
       <w:r>
@@ -2445,7 +2464,7 @@
         <w:tabs>
           <w:tab w:val="left" w:pos="1300"/>
         </w:tabs>
-        <w:spacing w:before="0" w:after="24" w:line="272" w:lineRule="auto"/>
+        <w:spacing w:before="0" w:after="20" w:line="256" w:lineRule="auto"/>
         <w:ind w:left="1300" w:hanging="868"/>
       </w:pPr>
       <w:r>
@@ -2453,18 +2472,18 @@
           <w:rFonts w:ascii="Avenir Next" w:hAnsi="Avenir Next" w:cs="Avenir Next" w:eastAsia="Avenir Next"/>
           <w:b/>
           <w:color w:val="003A70"/>
+          <w:sz w:val="22"/>
+          <w:szCs w:val="18"/>
+        </w:rPr>
+        <w:t xml:space="preserve">Step 1</w:t>
+      </w:r>
+      <w:r>
+        <w:rPr>
+          <w:rFonts w:ascii="Avenir Next" w:hAnsi="Avenir Next" w:cs="Avenir Next" w:eastAsia="Avenir Next"/>
+          <w:color w:val="1A1A1A"/>
           <w:sz w:val="18"/>
           <w:szCs w:val="18"/>
         </w:rPr>
-        <w:t xml:space="preserve">Step 1</w:t>
-      </w:r>
-      <w:r>
-        <w:rPr>
-          <w:rFonts w:ascii="Avenir Next" w:hAnsi="Avenir Next" w:cs="Avenir Next" w:eastAsia="Avenir Next"/>
-          <w:color w:val="1A1A1A"/>
-          <w:sz w:val="18"/>
-          <w:szCs w:val="18"/>
-        </w:rPr>
         <w:tab/>
       </w:r>
       <w:r>
@@ -2481,7 +2500,7 @@
         <w:rPr>
           <w:rFonts w:ascii="Avenir Next" w:hAnsi="Avenir Next" w:cs="Avenir Next" w:eastAsia="Avenir Next"/>
           <w:color w:val="1A1A1A"/>
-          <w:sz w:val="21"/>
+          <w:sz w:val="22"/>
           <w:szCs w:val="21"/>
         </w:rPr>
         <w:t xml:space="preserve"> ÷ 60.</w:t>
@@ -2493,7 +2512,7 @@
         <w:tabs>
           <w:tab w:val="left" w:pos="1300"/>
         </w:tabs>
-        <w:spacing w:before="0" w:after="24" w:line="272" w:lineRule="auto"/>
+        <w:spacing w:before="0" w:after="20" w:line="256" w:lineRule="auto"/>
         <w:ind w:left="1300" w:hanging="868"/>
       </w:pPr>
       <w:r>
@@ -2501,35 +2520,35 @@
           <w:rFonts w:ascii="Avenir Next" w:hAnsi="Avenir Next" w:cs="Avenir Next" w:eastAsia="Avenir Next"/>
           <w:b/>
           <w:color w:val="003A70"/>
+          <w:sz w:val="22"/>
+          <w:szCs w:val="18"/>
+        </w:rPr>
+        <w:t xml:space="preserve">Step 2</w:t>
+      </w:r>
+      <w:r>
+        <w:rPr>
+          <w:rFonts w:ascii="Avenir Next" w:hAnsi="Avenir Next" w:cs="Avenir Next" w:eastAsia="Avenir Next"/>
+          <w:color w:val="1A1A1A"/>
           <w:sz w:val="18"/>
           <w:szCs w:val="18"/>
         </w:rPr>
-        <w:t xml:space="preserve">Step 2</w:t>
-      </w:r>
-      <w:r>
-        <w:rPr>
-          <w:rFonts w:ascii="Avenir Next" w:hAnsi="Avenir Next" w:cs="Avenir Next" w:eastAsia="Avenir Next"/>
-          <w:color w:val="1A1A1A"/>
-          <w:sz w:val="18"/>
-          <w:szCs w:val="18"/>
-        </w:rPr>
         <w:tab/>
       </w:r>
       <w:r>
         <w:rPr>
           <w:rFonts w:ascii="Avenir Next" w:hAnsi="Avenir Next" w:cs="Avenir Next" w:eastAsia="Avenir Next"/>
           <w:color w:val="1A1A1A"/>
+          <w:sz w:val="22"/>
+          <w:szCs w:val="21"/>
+        </w:rPr>
+        <w:t xml:space="preserve">Cross off one zero in each: 240 ÷ 6 = </w:t>
+      </w:r>
+      <w:r>
+        <w:rPr>
+          <w:rFonts w:ascii="Avenir Next" w:hAnsi="Avenir Next" w:cs="Avenir Next" w:eastAsia="Avenir Next"/>
+          <w:color w:val="1A1A1A"/>
           <w:sz w:val="21"/>
           <w:szCs w:val="21"/>
-        </w:rPr>
-        <w:t xml:space="preserve">Cross off one zero in each: 240 ÷ 6 = </w:t>
-      </w:r>
-      <w:r>
-        <w:rPr>
-          <w:rFonts w:ascii="Avenir Next" w:hAnsi="Avenir Next" w:cs="Avenir Next" w:eastAsia="Avenir Next"/>
-          <w:color w:val="1A1A1A"/>
-          <w:sz w:val="21"/>
-          <w:szCs w:val="21"/>
           <w:u w:val="single"/>
         </w:rPr>
         <w:t xml:space="preserve">                </w:t>
@@ -2538,7 +2557,7 @@
         <w:rPr>
           <w:rFonts w:ascii="Avenir Next" w:hAnsi="Avenir Next" w:cs="Avenir Next" w:eastAsia="Avenir Next"/>
           <w:color w:val="1A1A1A"/>
-          <w:sz w:val="21"/>
+          <w:sz w:val="22"/>
           <w:szCs w:val="21"/>
         </w:rPr>
         <w:t xml:space="preserve">.</w:t>
@@ -2550,7 +2569,7 @@
         <w:tabs>
           <w:tab w:val="left" w:pos="1300"/>
         </w:tabs>
-        <w:spacing w:before="0" w:after="24" w:line="272" w:lineRule="auto"/>
+        <w:spacing w:before="0" w:after="20" w:line="256" w:lineRule="auto"/>
         <w:ind w:left="1300" w:hanging="868"/>
       </w:pPr>
       <w:r>
@@ -2558,35 +2577,35 @@
           <w:rFonts w:ascii="Avenir Next" w:hAnsi="Avenir Next" w:cs="Avenir Next" w:eastAsia="Avenir Next"/>
           <w:b/>
           <w:color w:val="003A70"/>
+          <w:sz w:val="22"/>
+          <w:szCs w:val="18"/>
+        </w:rPr>
+        <w:t xml:space="preserve">Step 3</w:t>
+      </w:r>
+      <w:r>
+        <w:rPr>
+          <w:rFonts w:ascii="Avenir Next" w:hAnsi="Avenir Next" w:cs="Avenir Next" w:eastAsia="Avenir Next"/>
+          <w:color w:val="1A1A1A"/>
           <w:sz w:val="18"/>
           <w:szCs w:val="18"/>
         </w:rPr>
-        <w:t xml:space="preserve">Step 3</w:t>
-      </w:r>
-      <w:r>
-        <w:rPr>
-          <w:rFonts w:ascii="Avenir Next" w:hAnsi="Avenir Next" w:cs="Avenir Next" w:eastAsia="Avenir Next"/>
-          <w:color w:val="1A1A1A"/>
-          <w:sz w:val="18"/>
-          <w:szCs w:val="18"/>
-        </w:rPr>
         <w:tab/>
       </w:r>
       <w:r>
         <w:rPr>
           <w:rFonts w:ascii="Avenir Next" w:hAnsi="Avenir Next" w:cs="Avenir Next" w:eastAsia="Avenir Next"/>
           <w:color w:val="1A1A1A"/>
+          <w:sz w:val="22"/>
+          <w:szCs w:val="21"/>
+        </w:rPr>
+        <w:t xml:space="preserve">Check: 40 × 60 = </w:t>
+      </w:r>
+      <w:r>
+        <w:rPr>
+          <w:rFonts w:ascii="Avenir Next" w:hAnsi="Avenir Next" w:cs="Avenir Next" w:eastAsia="Avenir Next"/>
+          <w:color w:val="1A1A1A"/>
           <w:sz w:val="21"/>
           <w:szCs w:val="21"/>
-        </w:rPr>
-        <w:t xml:space="preserve">Check: 40 × 60 = </w:t>
-      </w:r>
-      <w:r>
-        <w:rPr>
-          <w:rFonts w:ascii="Avenir Next" w:hAnsi="Avenir Next" w:cs="Avenir Next" w:eastAsia="Avenir Next"/>
-          <w:color w:val="1A1A1A"/>
-          <w:sz w:val="21"/>
-          <w:szCs w:val="21"/>
           <w:u w:val="single"/>
         </w:rPr>
         <w:t xml:space="preserve">                </w:t>
@@ -2595,7 +2614,7 @@
         <w:rPr>
           <w:rFonts w:ascii="Avenir Next" w:hAnsi="Avenir Next" w:cs="Avenir Next" w:eastAsia="Avenir Next"/>
           <w:color w:val="1A1A1A"/>
-          <w:sz w:val="21"/>
+          <w:sz w:val="22"/>
           <w:szCs w:val="21"/>
         </w:rPr>
         <w:t xml:space="preserve">.</w:t>
@@ -2612,7 +2631,7 @@
         <w:tabs>
           <w:tab w:val="left" w:pos="432"/>
         </w:tabs>
-        <w:spacing w:before="90" w:after="40" w:line="268" w:lineRule="auto"/>
+        <w:spacing w:before="76" w:after="34" w:line="254" w:lineRule="auto"/>
         <w:ind w:left="432" w:hanging="432"/>
       </w:pPr>
       <w:r>
@@ -2650,7 +2669,7 @@
         <w:tabs>
           <w:tab w:val="left" w:pos="1300"/>
         </w:tabs>
-        <w:spacing w:before="0" w:after="24" w:line="272" w:lineRule="auto"/>
+        <w:spacing w:before="0" w:after="20" w:line="256" w:lineRule="auto"/>
         <w:ind w:left="1300" w:hanging="868"/>
       </w:pPr>
       <w:r>
@@ -2658,35 +2677,35 @@
           <w:rFonts w:ascii="Avenir Next" w:hAnsi="Avenir Next" w:cs="Avenir Next" w:eastAsia="Avenir Next"/>
           <w:b/>
           <w:color w:val="003A70"/>
+          <w:sz w:val="22"/>
+          <w:szCs w:val="18"/>
+        </w:rPr>
+        <w:t xml:space="preserve">Step 1</w:t>
+      </w:r>
+      <w:r>
+        <w:rPr>
+          <w:rFonts w:ascii="Avenir Next" w:hAnsi="Avenir Next" w:cs="Avenir Next" w:eastAsia="Avenir Next"/>
+          <w:color w:val="1A1A1A"/>
           <w:sz w:val="18"/>
           <w:szCs w:val="18"/>
         </w:rPr>
-        <w:t xml:space="preserve">Step 1</w:t>
-      </w:r>
-      <w:r>
-        <w:rPr>
-          <w:rFonts w:ascii="Avenir Next" w:hAnsi="Avenir Next" w:cs="Avenir Next" w:eastAsia="Avenir Next"/>
-          <w:color w:val="1A1A1A"/>
-          <w:sz w:val="18"/>
-          <w:szCs w:val="18"/>
-        </w:rPr>
         <w:tab/>
       </w:r>
       <w:r>
         <w:rPr>
           <w:rFonts w:ascii="Avenir Next" w:hAnsi="Avenir Next" w:cs="Avenir Next" w:eastAsia="Avenir Next"/>
           <w:color w:val="1A1A1A"/>
+          <w:sz w:val="22"/>
+          <w:szCs w:val="21"/>
+        </w:rPr>
+        <w:t xml:space="preserve">192 ÷ </w:t>
+      </w:r>
+      <w:r>
+        <w:rPr>
+          <w:rFonts w:ascii="Avenir Next" w:hAnsi="Avenir Next" w:cs="Avenir Next" w:eastAsia="Avenir Next"/>
+          <w:color w:val="1A1A1A"/>
           <w:sz w:val="21"/>
           <w:szCs w:val="21"/>
-        </w:rPr>
-        <w:t xml:space="preserve">192 ÷ </w:t>
-      </w:r>
-      <w:r>
-        <w:rPr>
-          <w:rFonts w:ascii="Avenir Next" w:hAnsi="Avenir Next" w:cs="Avenir Next" w:eastAsia="Avenir Next"/>
-          <w:color w:val="1A1A1A"/>
-          <w:sz w:val="21"/>
-          <w:szCs w:val="21"/>
           <w:u w:val="single"/>
         </w:rPr>
         <w:t xml:space="preserve">                </w:t>
@@ -2695,7 +2714,7 @@
         <w:rPr>
           <w:rFonts w:ascii="Avenir Next" w:hAnsi="Avenir Next" w:cs="Avenir Next" w:eastAsia="Avenir Next"/>
           <w:color w:val="1A1A1A"/>
-          <w:sz w:val="21"/>
+          <w:sz w:val="22"/>
           <w:szCs w:val="21"/>
         </w:rPr>
         <w:t xml:space="preserve">.</w:t>
@@ -2707,7 +2726,7 @@
         <w:tabs>
           <w:tab w:val="left" w:pos="1300"/>
         </w:tabs>
-        <w:spacing w:before="0" w:after="24" w:line="272" w:lineRule="auto"/>
+        <w:spacing w:before="0" w:after="20" w:line="256" w:lineRule="auto"/>
         <w:ind w:left="1300" w:hanging="868"/>
       </w:pPr>
       <w:r>
@@ -2715,35 +2734,35 @@
           <w:rFonts w:ascii="Avenir Next" w:hAnsi="Avenir Next" w:cs="Avenir Next" w:eastAsia="Avenir Next"/>
           <w:b/>
           <w:color w:val="003A70"/>
+          <w:sz w:val="22"/>
+          <w:szCs w:val="18"/>
+        </w:rPr>
+        <w:t xml:space="preserve">Step 2</w:t>
+      </w:r>
+      <w:r>
+        <w:rPr>
+          <w:rFonts w:ascii="Avenir Next" w:hAnsi="Avenir Next" w:cs="Avenir Next" w:eastAsia="Avenir Next"/>
+          <w:color w:val="1A1A1A"/>
           <w:sz w:val="18"/>
           <w:szCs w:val="18"/>
         </w:rPr>
-        <w:t xml:space="preserve">Step 2</w:t>
-      </w:r>
-      <w:r>
-        <w:rPr>
-          <w:rFonts w:ascii="Avenir Next" w:hAnsi="Avenir Next" w:cs="Avenir Next" w:eastAsia="Avenir Next"/>
-          <w:color w:val="1A1A1A"/>
-          <w:sz w:val="18"/>
-          <w:szCs w:val="18"/>
-        </w:rPr>
         <w:tab/>
       </w:r>
       <w:r>
         <w:rPr>
           <w:rFonts w:ascii="Avenir Next" w:hAnsi="Avenir Next" w:cs="Avenir Next" w:eastAsia="Avenir Next"/>
           <w:color w:val="1A1A1A"/>
+          <w:sz w:val="22"/>
+          <w:szCs w:val="21"/>
+        </w:rPr>
+        <w:t xml:space="preserve">No zeros to cross off. 192 ÷ 12 = </w:t>
+      </w:r>
+      <w:r>
+        <w:rPr>
+          <w:rFonts w:ascii="Avenir Next" w:hAnsi="Avenir Next" w:cs="Avenir Next" w:eastAsia="Avenir Next"/>
+          <w:color w:val="1A1A1A"/>
           <w:sz w:val="21"/>
           <w:szCs w:val="21"/>
-        </w:rPr>
-        <w:t xml:space="preserve">No zeros to cross off. 192 ÷ 12 = </w:t>
-      </w:r>
-      <w:r>
-        <w:rPr>
-          <w:rFonts w:ascii="Avenir Next" w:hAnsi="Avenir Next" w:cs="Avenir Next" w:eastAsia="Avenir Next"/>
-          <w:color w:val="1A1A1A"/>
-          <w:sz w:val="21"/>
-          <w:szCs w:val="21"/>
           <w:u w:val="single"/>
         </w:rPr>
         <w:t xml:space="preserve">                </w:t>
@@ -2752,7 +2771,7 @@
         <w:rPr>
           <w:rFonts w:ascii="Avenir Next" w:hAnsi="Avenir Next" w:cs="Avenir Next" w:eastAsia="Avenir Next"/>
           <w:color w:val="1A1A1A"/>
-          <w:sz w:val="21"/>
+          <w:sz w:val="22"/>
           <w:szCs w:val="21"/>
         </w:rPr>
         <w:t xml:space="preserve">.</w:t>
@@ -2764,7 +2783,7 @@
         <w:tabs>
           <w:tab w:val="left" w:pos="1300"/>
         </w:tabs>
-        <w:spacing w:before="0" w:after="24" w:line="272" w:lineRule="auto"/>
+        <w:spacing w:before="0" w:after="20" w:line="256" w:lineRule="auto"/>
         <w:ind w:left="1300" w:hanging="868"/>
       </w:pPr>
       <w:r>
@@ -2772,35 +2791,35 @@
           <w:rFonts w:ascii="Avenir Next" w:hAnsi="Avenir Next" w:cs="Avenir Next" w:eastAsia="Avenir Next"/>
           <w:b/>
           <w:color w:val="003A70"/>
+          <w:sz w:val="22"/>
+          <w:szCs w:val="18"/>
+        </w:rPr>
+        <w:t xml:space="preserve">Step 3</w:t>
+      </w:r>
+      <w:r>
+        <w:rPr>
+          <w:rFonts w:ascii="Avenir Next" w:hAnsi="Avenir Next" w:cs="Avenir Next" w:eastAsia="Avenir Next"/>
+          <w:color w:val="1A1A1A"/>
           <w:sz w:val="18"/>
           <w:szCs w:val="18"/>
         </w:rPr>
-        <w:t xml:space="preserve">Step 3</w:t>
-      </w:r>
-      <w:r>
-        <w:rPr>
-          <w:rFonts w:ascii="Avenir Next" w:hAnsi="Avenir Next" w:cs="Avenir Next" w:eastAsia="Avenir Next"/>
-          <w:color w:val="1A1A1A"/>
-          <w:sz w:val="18"/>
-          <w:szCs w:val="18"/>
-        </w:rPr>
         <w:tab/>
       </w:r>
       <w:r>
         <w:rPr>
           <w:rFonts w:ascii="Avenir Next" w:hAnsi="Avenir Next" w:cs="Avenir Next" w:eastAsia="Avenir Next"/>
           <w:color w:val="1A1A1A"/>
+          <w:sz w:val="22"/>
+          <w:szCs w:val="21"/>
+        </w:rPr>
+        <w:t xml:space="preserve">Check: 16 × 12 = </w:t>
+      </w:r>
+      <w:r>
+        <w:rPr>
+          <w:rFonts w:ascii="Avenir Next" w:hAnsi="Avenir Next" w:cs="Avenir Next" w:eastAsia="Avenir Next"/>
+          <w:color w:val="1A1A1A"/>
           <w:sz w:val="21"/>
           <w:szCs w:val="21"/>
-        </w:rPr>
-        <w:t xml:space="preserve">Check: 16 × 12 = </w:t>
-      </w:r>
-      <w:r>
-        <w:rPr>
-          <w:rFonts w:ascii="Avenir Next" w:hAnsi="Avenir Next" w:cs="Avenir Next" w:eastAsia="Avenir Next"/>
-          <w:color w:val="1A1A1A"/>
-          <w:sz w:val="21"/>
-          <w:szCs w:val="21"/>
           <w:u w:val="single"/>
         </w:rPr>
         <w:t xml:space="preserve">                </w:t>
@@ -2809,7 +2828,7 @@
         <w:rPr>
           <w:rFonts w:ascii="Avenir Next" w:hAnsi="Avenir Next" w:cs="Avenir Next" w:eastAsia="Avenir Next"/>
           <w:color w:val="1A1A1A"/>
-          <w:sz w:val="21"/>
+          <w:sz w:val="22"/>
           <w:szCs w:val="21"/>
         </w:rPr>
         <w:t xml:space="preserve">.</w:t>
@@ -2822,6 +2841,7 @@
     </w:p>
     <w:p>
       <w:pPr>
+        <w:pStyle w:val="Heading2"/>
         <w:keepNext/>
         <w:pBdr>
           <w:bottom w:val="single" w:sz="8" w:space="3" w:color="003A70"/>
@@ -2829,7 +2849,7 @@
         <w:tabs>
           <w:tab w:val="right" w:pos="9504"/>
         </w:tabs>
-        <w:spacing w:before="50" w:after="36" w:line="240" w:lineRule="auto"/>
+        <w:spacing w:before="42" w:after="31" w:line="240" w:lineRule="auto"/>
       </w:pPr>
       <w:r>
         <w:rPr>
@@ -2837,7 +2857,7 @@
           <w:b/>
           <w:color w:val="003A70"/>
           <w:spacing w:val="14"/>
-          <w:sz w:val="19"/>
+          <w:sz w:val="22"/>
           <w:szCs w:val="19"/>
         </w:rPr>
         <w:t xml:space="preserve">YOUR TURN</w:t>
@@ -2856,7 +2876,7 @@
           <w:rFonts w:ascii="Avenir Next" w:hAnsi="Avenir Next" w:cs="Avenir Next" w:eastAsia="Avenir Next"/>
           <w:i/>
           <w:color w:val="5A5F66"/>
-          <w:sz w:val="17"/>
+          <w:sz w:val="22"/>
           <w:szCs w:val="17"/>
         </w:rPr>
         <w:t xml:space="preserve">use the steps on your own</w:t>
@@ -2906,7 +2926,7 @@
               <w:tabs>
                 <w:tab w:val="left" w:pos="432"/>
               </w:tabs>
-              <w:spacing w:before="90" w:after="40" w:line="268" w:lineRule="auto"/>
+              <w:spacing w:before="76" w:after="34" w:line="254" w:lineRule="auto"/>
               <w:ind w:left="432" w:hanging="432"/>
             </w:pPr>
             <w:r>
@@ -2979,7 +2999,7 @@
                     <w:tabs>
                       <w:tab w:val="left" w:pos="340"/>
                     </w:tabs>
-                    <w:spacing w:before="0" w:after="0" w:line="276" w:lineRule="auto"/>
+                    <w:spacing w:before="0" w:after="0" w:line="258" w:lineRule="auto"/>
                     <w:ind w:left="340" w:hanging="340"/>
                   </w:pPr>
                   <w:r>
@@ -3027,7 +3047,7 @@
                       <w:szCs w:val="22"/>
                       <w:u w:val="single"/>
                     </w:rPr>
-                    <w:t xml:space="preserve">        </w:t>
+                    <w:t xml:space="preserve">            </w:t>
                   </w:r>
                 </w:p>
               </w:tc>
@@ -3041,7 +3061,7 @@
                     <w:tabs>
                       <w:tab w:val="left" w:pos="340"/>
                     </w:tabs>
-                    <w:spacing w:before="0" w:after="0" w:line="276" w:lineRule="auto"/>
+                    <w:spacing w:before="0" w:after="0" w:line="258" w:lineRule="auto"/>
                     <w:ind w:left="340" w:hanging="340"/>
                   </w:pPr>
                   <w:r>
@@ -3089,7 +3109,7 @@
                       <w:szCs w:val="22"/>
                       <w:u w:val="single"/>
                     </w:rPr>
-                    <w:t xml:space="preserve">        </w:t>
+                    <w:t xml:space="preserve">            </w:t>
                   </w:r>
                 </w:p>
               </w:tc>
@@ -3109,7 +3129,7 @@
                     <w:tabs>
                       <w:tab w:val="left" w:pos="340"/>
                     </w:tabs>
-                    <w:spacing w:before="0" w:after="0" w:line="276" w:lineRule="auto"/>
+                    <w:spacing w:before="0" w:after="0" w:line="258" w:lineRule="auto"/>
                     <w:ind w:left="340" w:hanging="340"/>
                   </w:pPr>
                   <w:r>
@@ -3157,7 +3177,7 @@
                       <w:szCs w:val="22"/>
                       <w:u w:val="single"/>
                     </w:rPr>
-                    <w:t xml:space="preserve">        </w:t>
+                    <w:t xml:space="preserve">            </w:t>
                   </w:r>
                 </w:p>
               </w:tc>
@@ -3171,7 +3191,7 @@
                     <w:tabs>
                       <w:tab w:val="left" w:pos="340"/>
                     </w:tabs>
-                    <w:spacing w:before="0" w:after="0" w:line="276" w:lineRule="auto"/>
+                    <w:spacing w:before="0" w:after="0" w:line="258" w:lineRule="auto"/>
                     <w:ind w:left="340" w:hanging="340"/>
                   </w:pPr>
                   <w:r>
@@ -3219,7 +3239,7 @@
                       <w:szCs w:val="22"/>
                       <w:u w:val="single"/>
                     </w:rPr>
-                    <w:t xml:space="preserve">        </w:t>
+                    <w:t xml:space="preserve">            </w:t>
                   </w:r>
                 </w:p>
               </w:tc>
@@ -3239,7 +3259,7 @@
                     <w:tabs>
                       <w:tab w:val="left" w:pos="340"/>
                     </w:tabs>
-                    <w:spacing w:before="0" w:after="0" w:line="276" w:lineRule="auto"/>
+                    <w:spacing w:before="0" w:after="0" w:line="258" w:lineRule="auto"/>
                     <w:ind w:left="340" w:hanging="340"/>
                   </w:pPr>
                   <w:r>
@@ -3287,7 +3307,7 @@
                       <w:szCs w:val="22"/>
                       <w:u w:val="single"/>
                     </w:rPr>
-                    <w:t xml:space="preserve">        </w:t>
+                    <w:t xml:space="preserve">            </w:t>
                   </w:r>
                 </w:p>
               </w:tc>
@@ -3301,7 +3321,7 @@
                     <w:tabs>
                       <w:tab w:val="left" w:pos="340"/>
                     </w:tabs>
-                    <w:spacing w:before="0" w:after="0" w:line="276" w:lineRule="auto"/>
+                    <w:spacing w:before="0" w:after="0" w:line="258" w:lineRule="auto"/>
                     <w:ind w:left="340" w:hanging="340"/>
                   </w:pPr>
                   <w:r>
@@ -3349,7 +3369,7 @@
                       <w:szCs w:val="22"/>
                       <w:u w:val="single"/>
                     </w:rPr>
-                    <w:t xml:space="preserve">        </w:t>
+                    <w:t xml:space="preserve">            </w:t>
                   </w:r>
                 </w:p>
               </w:tc>
@@ -3370,6 +3390,7 @@
     </w:p>
     <w:p>
       <w:pPr>
+        <w:pStyle w:val="Heading2"/>
         <w:keepNext/>
         <w:pBdr>
           <w:bottom w:val="single" w:sz="8" w:space="3" w:color="003A70"/>
@@ -3377,7 +3398,7 @@
         <w:tabs>
           <w:tab w:val="right" w:pos="9504"/>
         </w:tabs>
-        <w:spacing w:before="50" w:after="36" w:line="240" w:lineRule="auto"/>
+        <w:spacing w:before="42" w:after="31" w:line="240" w:lineRule="auto"/>
       </w:pPr>
       <w:r>
         <w:rPr>
@@ -3385,7 +3406,7 @@
           <w:b/>
           <w:color w:val="003A70"/>
           <w:spacing w:val="14"/>
-          <w:sz w:val="19"/>
+          <w:sz w:val="22"/>
           <w:szCs w:val="19"/>
         </w:rPr>
         <w:t xml:space="preserve">READY CHECK</w:t>
@@ -3404,7 +3425,7 @@
           <w:rFonts w:ascii="Avenir Next" w:hAnsi="Avenir Next" w:cs="Avenir Next" w:eastAsia="Avenir Next"/>
           <w:i/>
           <w:color w:val="5A5F66"/>
-          <w:sz w:val="17"/>
+          <w:sz w:val="22"/>
           <w:szCs w:val="17"/>
         </w:rPr>
         <w:t xml:space="preserve">a problem like the one in today’s lesson</w:t>
@@ -3454,7 +3475,7 @@
               <w:tabs>
                 <w:tab w:val="left" w:pos="432"/>
               </w:tabs>
-              <w:spacing w:before="90" w:after="40" w:line="268" w:lineRule="auto"/>
+              <w:spacing w:before="76" w:after="34" w:line="254" w:lineRule="auto"/>
               <w:ind w:left="432" w:hanging="432"/>
             </w:pPr>
             <w:r>
@@ -3528,7 +3549,7 @@
                     <w:tabs>
                       <w:tab w:val="left" w:pos="340"/>
                     </w:tabs>
-                    <w:spacing w:before="0" w:after="0" w:line="264" w:lineRule="auto"/>
+                    <w:spacing w:before="0" w:after="0" w:line="252" w:lineRule="auto"/>
                     <w:ind w:left="340" w:hanging="340"/>
                   </w:pPr>
                   <w:r>
@@ -3536,25 +3557,25 @@
                       <w:rFonts w:ascii="Avenir Next" w:hAnsi="Avenir Next" w:cs="Avenir Next" w:eastAsia="Avenir Next"/>
                       <w:b/>
                       <w:color w:val="003A70"/>
+                      <w:sz w:val="22"/>
+                      <w:szCs w:val="21"/>
+                    </w:rPr>
+                    <w:t xml:space="preserve">A</w:t>
+                  </w:r>
+                  <w:r>
+                    <w:rPr>
+                      <w:rFonts w:ascii="Avenir Next" w:hAnsi="Avenir Next" w:cs="Avenir Next" w:eastAsia="Avenir Next"/>
+                      <w:color w:val="1A1A1A"/>
                       <w:sz w:val="21"/>
                       <w:szCs w:val="21"/>
                     </w:rPr>
-                    <w:t xml:space="preserve">A</w:t>
-                  </w:r>
-                  <w:r>
-                    <w:rPr>
-                      <w:rFonts w:ascii="Avenir Next" w:hAnsi="Avenir Next" w:cs="Avenir Next" w:eastAsia="Avenir Next"/>
-                      <w:color w:val="1A1A1A"/>
-                      <w:sz w:val="21"/>
-                      <w:szCs w:val="21"/>
-                    </w:rPr>
                     <w:tab/>
                   </w:r>
                   <w:r>
                     <w:rPr>
                       <w:rFonts w:ascii="Avenir Next" w:hAnsi="Avenir Next" w:cs="Avenir Next" w:eastAsia="Avenir Next"/>
                       <w:color w:val="1A1A1A"/>
-                      <w:sz w:val="21"/>
+                      <w:sz w:val="22"/>
                       <w:szCs w:val="21"/>
                     </w:rPr>
                     <w:t xml:space="preserve">19,900 ft</w:t>
@@ -3571,7 +3592,7 @@
                     <w:tabs>
                       <w:tab w:val="left" w:pos="340"/>
                     </w:tabs>
-                    <w:spacing w:before="0" w:after="0" w:line="264" w:lineRule="auto"/>
+                    <w:spacing w:before="0" w:after="0" w:line="252" w:lineRule="auto"/>
                     <w:ind w:left="340" w:hanging="340"/>
                   </w:pPr>
                   <w:r>
@@ -3579,25 +3600,25 @@
                       <w:rFonts w:ascii="Avenir Next" w:hAnsi="Avenir Next" w:cs="Avenir Next" w:eastAsia="Avenir Next"/>
                       <w:b/>
                       <w:color w:val="003A70"/>
+                      <w:sz w:val="22"/>
+                      <w:szCs w:val="21"/>
+                    </w:rPr>
+                    <w:t xml:space="preserve">B</w:t>
+                  </w:r>
+                  <w:r>
+                    <w:rPr>
+                      <w:rFonts w:ascii="Avenir Next" w:hAnsi="Avenir Next" w:cs="Avenir Next" w:eastAsia="Avenir Next"/>
+                      <w:color w:val="1A1A1A"/>
                       <w:sz w:val="21"/>
                       <w:szCs w:val="21"/>
                     </w:rPr>
-                    <w:t xml:space="preserve">B</w:t>
-                  </w:r>
-                  <w:r>
-                    <w:rPr>
-                      <w:rFonts w:ascii="Avenir Next" w:hAnsi="Avenir Next" w:cs="Avenir Next" w:eastAsia="Avenir Next"/>
-                      <w:color w:val="1A1A1A"/>
-                      <w:sz w:val="21"/>
-                      <w:szCs w:val="21"/>
-                    </w:rPr>
                     <w:tab/>
                   </w:r>
                   <w:r>
                     <w:rPr>
                       <w:rFonts w:ascii="Avenir Next" w:hAnsi="Avenir Next" w:cs="Avenir Next" w:eastAsia="Avenir Next"/>
                       <w:color w:val="1A1A1A"/>
-                      <w:sz w:val="21"/>
+                      <w:sz w:val="22"/>
                       <w:szCs w:val="21"/>
                     </w:rPr>
                     <w:t xml:space="preserve">200 ft</w:t>
@@ -3614,7 +3635,7 @@
                     <w:tabs>
                       <w:tab w:val="left" w:pos="340"/>
                     </w:tabs>
-                    <w:spacing w:before="0" w:after="0" w:line="264" w:lineRule="auto"/>
+                    <w:spacing w:before="0" w:after="0" w:line="252" w:lineRule="auto"/>
                     <w:ind w:left="340" w:hanging="340"/>
                   </w:pPr>
                   <w:r>
@@ -3622,25 +3643,25 @@
                       <w:rFonts w:ascii="Avenir Next" w:hAnsi="Avenir Next" w:cs="Avenir Next" w:eastAsia="Avenir Next"/>
                       <w:b/>
                       <w:color w:val="003A70"/>
+                      <w:sz w:val="22"/>
+                      <w:szCs w:val="21"/>
+                    </w:rPr>
+                    <w:t xml:space="preserve">C</w:t>
+                  </w:r>
+                  <w:r>
+                    <w:rPr>
+                      <w:rFonts w:ascii="Avenir Next" w:hAnsi="Avenir Next" w:cs="Avenir Next" w:eastAsia="Avenir Next"/>
+                      <w:color w:val="1A1A1A"/>
                       <w:sz w:val="21"/>
                       <w:szCs w:val="21"/>
                     </w:rPr>
-                    <w:t xml:space="preserve">C</w:t>
-                  </w:r>
-                  <w:r>
-                    <w:rPr>
-                      <w:rFonts w:ascii="Avenir Next" w:hAnsi="Avenir Next" w:cs="Avenir Next" w:eastAsia="Avenir Next"/>
-                      <w:color w:val="1A1A1A"/>
-                      <w:sz w:val="21"/>
-                      <w:szCs w:val="21"/>
-                    </w:rPr>
                     <w:tab/>
                   </w:r>
                   <w:r>
                     <w:rPr>
                       <w:rFonts w:ascii="Avenir Next" w:hAnsi="Avenir Next" w:cs="Avenir Next" w:eastAsia="Avenir Next"/>
                       <w:color w:val="1A1A1A"/>
-                      <w:sz w:val="21"/>
+                      <w:sz w:val="22"/>
                       <w:szCs w:val="21"/>
                     </w:rPr>
                     <w:t xml:space="preserve">2,000 ft</w:t>
@@ -3657,7 +3678,7 @@
                     <w:tabs>
                       <w:tab w:val="left" w:pos="340"/>
                     </w:tabs>
-                    <w:spacing w:before="0" w:after="0" w:line="264" w:lineRule="auto"/>
+                    <w:spacing w:before="0" w:after="0" w:line="252" w:lineRule="auto"/>
                     <w:ind w:left="340" w:hanging="340"/>
                   </w:pPr>
                   <w:r>
@@ -3665,25 +3686,25 @@
                       <w:rFonts w:ascii="Avenir Next" w:hAnsi="Avenir Next" w:cs="Avenir Next" w:eastAsia="Avenir Next"/>
                       <w:b/>
                       <w:color w:val="003A70"/>
+                      <w:sz w:val="22"/>
+                      <w:szCs w:val="21"/>
+                    </w:rPr>
+                    <w:t xml:space="preserve">D</w:t>
+                  </w:r>
+                  <w:r>
+                    <w:rPr>
+                      <w:rFonts w:ascii="Avenir Next" w:hAnsi="Avenir Next" w:cs="Avenir Next" w:eastAsia="Avenir Next"/>
+                      <w:color w:val="1A1A1A"/>
                       <w:sz w:val="21"/>
                       <w:szCs w:val="21"/>
                     </w:rPr>
-                    <w:t xml:space="preserve">D</w:t>
-                  </w:r>
-                  <w:r>
-                    <w:rPr>
-                      <w:rFonts w:ascii="Avenir Next" w:hAnsi="Avenir Next" w:cs="Avenir Next" w:eastAsia="Avenir Next"/>
-                      <w:color w:val="1A1A1A"/>
-                      <w:sz w:val="21"/>
-                      <w:szCs w:val="21"/>
-                    </w:rPr>
                     <w:tab/>
                   </w:r>
                   <w:r>
                     <w:rPr>
                       <w:rFonts w:ascii="Avenir Next" w:hAnsi="Avenir Next" w:cs="Avenir Next" w:eastAsia="Avenir Next"/>
                       <w:color w:val="1A1A1A"/>
-                      <w:sz w:val="21"/>
+                      <w:sz w:val="22"/>
                       <w:szCs w:val="21"/>
                     </w:rPr>
                     <w:t xml:space="preserve">20 ft</w:t>
@@ -3732,19 +3753,42 @@
         <w:tblLook w:val="0000" w:firstRow="0" w:lastRow="0" w:firstColumn="0" w:lastColumn="0" w:noHBand="1" w:noVBand="1"/>
       </w:tblPr>
       <w:tblGrid>
-        <w:gridCol w:w="2000"/>
-        <w:gridCol w:w="2300"/>
-        <w:gridCol w:w="2100"/>
-        <w:gridCol w:w="3104"/>
+        <w:gridCol w:w="1750"/>
+        <w:gridCol w:w="2500"/>
+        <w:gridCol w:w="2200"/>
+        <w:gridCol w:w="3054"/>
       </w:tblGrid>
       <w:tr>
         <w:trPr>
           <w:cantSplit/>
-          <w:trHeight w:val="320" w:hRule="atLeast"/>
+          <w:trHeight w:val="300" w:hRule="atLeast"/>
         </w:trPr>
         <w:tc>
           <w:tcPr>
-            <w:tcW w:w="2000" w:type="dxa"/>
+            <w:tcW w:w="1750" w:type="dxa"/>
+            <w:vAlign w:val="center"/>
+          </w:tcPr>
+          <w:p>
+            <w:pPr>
+              <w:pStyle w:val="Heading2"/>
+              <w:spacing w:before="0" w:after="0" w:line="240" w:lineRule="auto"/>
+            </w:pPr>
+            <w:r>
+              <w:rPr>
+                <w:rFonts w:ascii="Avenir Next" w:hAnsi="Avenir Next" w:cs="Avenir Next" w:eastAsia="Avenir Next"/>
+                <w:b/>
+                <w:color w:val="003A70"/>
+                <w:spacing w:val="12"/>
+                <w:sz w:val="15"/>
+                <w:szCs w:val="15"/>
+              </w:rPr>
+              <w:t xml:space="preserve">CHECK YOURSELF</w:t>
+            </w:r>
+          </w:p>
+        </w:tc>
+        <w:tc>
+          <w:tcPr>
+            <w:tcW w:w="2500" w:type="dxa"/>
             <w:vAlign w:val="center"/>
           </w:tcPr>
           <w:p>
@@ -3753,20 +3797,27 @@
             </w:pPr>
             <w:r>
               <w:rPr>
+                <w:rFonts w:ascii="Arial" w:hAnsi="Arial" w:cs="Arial" w:eastAsia="Arial"/>
+                <w:color w:val="1A1A1A"/>
+                <w:sz w:val="20"/>
+                <w:szCs w:val="20"/>
+              </w:rPr>
+              <w:t xml:space="preserve">□</w:t>
+            </w:r>
+            <w:r>
+              <w:rPr>
                 <w:rFonts w:ascii="Avenir Next" w:hAnsi="Avenir Next" w:cs="Avenir Next" w:eastAsia="Avenir Next"/>
-                <w:b/>
-                <w:color w:val="003A70"/>
-                <w:spacing w:val="12"/>
-                <w:sz w:val="15"/>
-                <w:szCs w:val="15"/>
-              </w:rPr>
-              <w:t xml:space="preserve">CHECK YOURSELF</w:t>
+                <w:color w:val="1A1A1A"/>
+                <w:sz w:val="17"/>
+                <w:szCs w:val="17"/>
+              </w:rPr>
+              <w:t xml:space="preserve">  I can do this on my own</w:t>
             </w:r>
           </w:p>
         </w:tc>
         <w:tc>
           <w:tcPr>
-            <w:tcW w:w="2300" w:type="dxa"/>
+            <w:tcW w:w="2200" w:type="dxa"/>
             <w:vAlign w:val="center"/>
           </w:tcPr>
           <w:p>
@@ -3777,8 +3828,8 @@
               <w:rPr>
                 <w:rFonts w:ascii="Arial" w:hAnsi="Arial" w:cs="Arial" w:eastAsia="Arial"/>
                 <w:color w:val="1A1A1A"/>
-                <w:sz w:val="24"/>
-                <w:szCs w:val="24"/>
+                <w:sz w:val="20"/>
+                <w:szCs w:val="20"/>
               </w:rPr>
               <w:t xml:space="preserve">□</w:t>
             </w:r>
@@ -3789,13 +3840,13 @@
                 <w:sz w:val="17"/>
                 <w:szCs w:val="17"/>
               </w:rPr>
-              <w:t xml:space="preserve">  I can do this on my own</w:t>
+              <w:t xml:space="preserve">  I need a little help</w:t>
             </w:r>
           </w:p>
         </w:tc>
         <w:tc>
           <w:tcPr>
-            <w:tcW w:w="2100" w:type="dxa"/>
+            <w:tcW w:w="3054" w:type="dxa"/>
             <w:vAlign w:val="center"/>
           </w:tcPr>
           <w:p>
@@ -3806,37 +3857,8 @@
               <w:rPr>
                 <w:rFonts w:ascii="Arial" w:hAnsi="Arial" w:cs="Arial" w:eastAsia="Arial"/>
                 <w:color w:val="1A1A1A"/>
-                <w:sz w:val="24"/>
-                <w:szCs w:val="24"/>
-              </w:rPr>
-              <w:t xml:space="preserve">□</w:t>
-            </w:r>
-            <w:r>
-              <w:rPr>
-                <w:rFonts w:ascii="Avenir Next" w:hAnsi="Avenir Next" w:cs="Avenir Next" w:eastAsia="Avenir Next"/>
-                <w:color w:val="1A1A1A"/>
-                <w:sz w:val="17"/>
-                <w:szCs w:val="17"/>
-              </w:rPr>
-              <w:t xml:space="preserve">  I need a little help</w:t>
-            </w:r>
-          </w:p>
-        </w:tc>
-        <w:tc>
-          <w:tcPr>
-            <w:tcW w:w="3104" w:type="dxa"/>
-            <w:vAlign w:val="center"/>
-          </w:tcPr>
-          <w:p>
-            <w:pPr>
-              <w:spacing w:before="0" w:after="0" w:line="240" w:lineRule="auto"/>
-            </w:pPr>
-            <w:r>
-              <w:rPr>
-                <w:rFonts w:ascii="Arial" w:hAnsi="Arial" w:cs="Arial" w:eastAsia="Arial"/>
-                <w:color w:val="1A1A1A"/>
-                <w:sz w:val="24"/>
-                <w:szCs w:val="24"/>
+                <w:sz w:val="20"/>
+                <w:szCs w:val="20"/>
               </w:rPr>
               <w:t xml:space="preserve">□</w:t>
             </w:r>
@@ -3871,7 +3893,7 @@
     <w:sectPr>
       <w:footerReference w:type="default" r:id="rIdFooter1"/>
       <w:pgSz w:w="12240" w:h="15840"/>
-      <w:pgMar w:top="893" w:right="1224" w:bottom="835" w:left="1512" w:header="432" w:footer="432" w:gutter="0"/>
+      <w:pgMar w:top="780" w:right="1224" w:bottom="760" w:left="1512" w:header="432" w:footer="432" w:gutter="0"/>
       <w:cols w:space="720"/>
     </w:sectPr>
   </w:body>
@@ -3951,7 +3973,106 @@
               <w:sz w:val="15"/>
               <w:szCs w:val="15"/>
             </w:rPr>
-            <w:t xml:space="preserve">Lesson 7-7  ·  Session 2  ·  Prerequisite Practice A</w:t>
+            <w:t xml:space="preserve">7-7 · Page </w:t>
+          </w:r>
+          <w:r>
+            <w:rPr>
+              <w:rFonts w:ascii="Avenir Next" w:hAnsi="Avenir Next" w:cs="Avenir Next" w:eastAsia="Avenir Next"/>
+              <w:color w:val="5A5F66"/>
+              <w:sz w:val="15"/>
+              <w:szCs w:val="15"/>
+            </w:rPr>
+            <w:fldChar w:fldCharType="begin"/>
+          </w:r>
+          <w:r>
+            <w:rPr>
+              <w:rFonts w:ascii="Avenir Next" w:hAnsi="Avenir Next" w:cs="Avenir Next" w:eastAsia="Avenir Next"/>
+              <w:color w:val="5A5F66"/>
+              <w:sz w:val="15"/>
+              <w:szCs w:val="15"/>
+            </w:rPr>
+            <w:instrText xml:space="preserve"> PAGE </w:instrText>
+          </w:r>
+          <w:r>
+            <w:rPr>
+              <w:rFonts w:ascii="Avenir Next" w:hAnsi="Avenir Next" w:cs="Avenir Next" w:eastAsia="Avenir Next"/>
+              <w:color w:val="5A5F66"/>
+              <w:sz w:val="15"/>
+              <w:szCs w:val="15"/>
+            </w:rPr>
+            <w:fldChar w:fldCharType="separate"/>
+          </w:r>
+          <w:r>
+            <w:rPr>
+              <w:rFonts w:ascii="Avenir Next" w:hAnsi="Avenir Next" w:cs="Avenir Next" w:eastAsia="Avenir Next"/>
+              <w:color w:val="5A5F66"/>
+              <w:sz w:val="15"/>
+              <w:szCs w:val="15"/>
+            </w:rPr>
+            <w:t xml:space="preserve">1</w:t>
+          </w:r>
+          <w:r>
+            <w:rPr>
+              <w:rFonts w:ascii="Avenir Next" w:hAnsi="Avenir Next" w:cs="Avenir Next" w:eastAsia="Avenir Next"/>
+              <w:color w:val="5A5F66"/>
+              <w:sz w:val="15"/>
+              <w:szCs w:val="15"/>
+            </w:rPr>
+            <w:fldChar w:fldCharType="end"/>
+          </w:r>
+          <w:r>
+            <w:rPr>
+              <w:rFonts w:ascii="Avenir Next" w:hAnsi="Avenir Next" w:cs="Avenir Next" w:eastAsia="Avenir Next"/>
+              <w:color w:val="5A5F66"/>
+              <w:sz w:val="15"/>
+              <w:szCs w:val="15"/>
+            </w:rPr>
+            <w:t xml:space="preserve"> of </w:t>
+          </w:r>
+          <w:r>
+            <w:rPr>
+              <w:rFonts w:ascii="Avenir Next" w:hAnsi="Avenir Next" w:cs="Avenir Next" w:eastAsia="Avenir Next"/>
+              <w:color w:val="5A5F66"/>
+              <w:sz w:val="15"/>
+              <w:szCs w:val="15"/>
+            </w:rPr>
+            <w:fldChar w:fldCharType="begin"/>
+          </w:r>
+          <w:r>
+            <w:rPr>
+              <w:rFonts w:ascii="Avenir Next" w:hAnsi="Avenir Next" w:cs="Avenir Next" w:eastAsia="Avenir Next"/>
+              <w:color w:val="5A5F66"/>
+              <w:sz w:val="15"/>
+              <w:szCs w:val="15"/>
+            </w:rPr>
+            <w:instrText xml:space="preserve"> NUMPAGES </w:instrText>
+          </w:r>
+          <w:r>
+            <w:rPr>
+              <w:rFonts w:ascii="Avenir Next" w:hAnsi="Avenir Next" w:cs="Avenir Next" w:eastAsia="Avenir Next"/>
+              <w:color w:val="5A5F66"/>
+              <w:sz w:val="15"/>
+              <w:szCs w:val="15"/>
+            </w:rPr>
+            <w:fldChar w:fldCharType="separate"/>
+          </w:r>
+          <w:r>
+            <w:rPr>
+              <w:rFonts w:ascii="Avenir Next" w:hAnsi="Avenir Next" w:cs="Avenir Next" w:eastAsia="Avenir Next"/>
+              <w:color w:val="5A5F66"/>
+              <w:sz w:val="15"/>
+              <w:szCs w:val="15"/>
+            </w:rPr>
+            <w:t xml:space="preserve">1</w:t>
+          </w:r>
+          <w:r>
+            <w:rPr>
+              <w:rFonts w:ascii="Avenir Next" w:hAnsi="Avenir Next" w:cs="Avenir Next" w:eastAsia="Avenir Next"/>
+              <w:color w:val="5A5F66"/>
+              <w:sz w:val="15"/>
+              <w:szCs w:val="15"/>
+            </w:rPr>
+            <w:fldChar w:fldCharType="end"/>
           </w:r>
         </w:p>
       </w:tc>
@@ -3994,5 +4115,23 @@
       </w:tblCellMar>
     </w:tblPr>
   </w:style>
+  <w:style w:type="paragraph" w:styleId="Heading1">
+    <w:name w:val="heading 1"/>
+    <w:basedOn w:val="Normal"/>
+    <w:pPr>
+      <w:outlineLvl w:val="0"/>
+      <w:keepNext w:val="0"/>
+      <w:keepLines w:val="0"/>
+    </w:pPr>
+  </w:style>
+  <w:style w:type="paragraph" w:styleId="Heading2">
+    <w:name w:val="heading 2"/>
+    <w:basedOn w:val="Normal"/>
+    <w:pPr>
+      <w:outlineLvl w:val="1"/>
+      <w:keepNext w:val="0"/>
+      <w:keepLines w:val="0"/>
+    </w:pPr>
+  </w:style>
 </w:styles>
 </file>